--- a/resumes/Nick_Myers_Resume_Base.docx
+++ b/resumes/Nick_Myers_Resume_Base.docx
@@ -1,34 +1,33 @@
 
 <file path=word/document.xml><?xml version="1.0" encoding="utf-8"?>
-<w:document xmlns:mc="http://schemas.openxmlformats.org/markup-compatibility/2006" xmlns:o="urn:schemas-microsoft-com:office:office" xmlns:r="http://schemas.openxmlformats.org/officeDocument/2006/relationships" xmlns:m="http://schemas.openxmlformats.org/officeDocument/2006/math" xmlns:v="urn:schemas-microsoft-com:vml" xmlns:wp="http://schemas.openxmlformats.org/drawingml/2006/wordprocessingDrawing" xmlns:w10="urn:schemas-microsoft-com:office:word" xmlns:w="http://schemas.openxmlformats.org/wordprocessingml/2006/main" xmlns:wne="http://schemas.microsoft.com/office/word/2006/wordml" xmlns:sl="http://schemas.openxmlformats.org/schemaLibrary/2006/main" xmlns:a="http://schemas.openxmlformats.org/drawingml/2006/main" xmlns:pic="http://schemas.openxmlformats.org/drawingml/2006/picture" xmlns:c="http://schemas.openxmlformats.org/drawingml/2006/chart" xmlns:lc="http://schemas.openxmlformats.org/drawingml/2006/lockedCanvas" xmlns:dgm="http://schemas.openxmlformats.org/drawingml/2006/diagram" xmlns:wps="http://schemas.microsoft.com/office/word/2010/wordprocessingShape" xmlns:wpg="http://schemas.microsoft.com/office/word/2010/wordprocessingGroup" xmlns:w14="http://schemas.microsoft.com/office/word/2010/wordml" xmlns:w15="http://schemas.microsoft.com/office/word/2012/wordml" xmlns:w16="http://schemas.microsoft.com/office/word/2018/wordml" xmlns:w16cex="http://schemas.microsoft.com/office/word/2018/wordml/cex" xmlns:w16cid="http://schemas.microsoft.com/office/word/2016/wordml/cid" xmlns="http://schemas.microsoft.com/office/tasks/2019/documenttasks" xmlns:cr="http://schemas.microsoft.com/office/comments/2020/reactions">
+<w:document xmlns:wpc="http://schemas.microsoft.com/office/word/2010/wordprocessingCanvas" xmlns:cx="http://schemas.microsoft.com/office/drawing/2014/chartex" xmlns:cx1="http://schemas.microsoft.com/office/drawing/2015/9/8/chartex" xmlns:cx2="http://schemas.microsoft.com/office/drawing/2015/10/21/chartex" xmlns:cx3="http://schemas.microsoft.com/office/drawing/2016/5/9/chartex" xmlns:cx4="http://schemas.microsoft.com/office/drawing/2016/5/10/chartex" xmlns:cx5="http://schemas.microsoft.com/office/drawing/2016/5/11/chartex" xmlns:cx6="http://schemas.microsoft.com/office/drawing/2016/5/12/chartex" xmlns:cx7="http://schemas.microsoft.com/office/drawing/2016/5/13/chartex" xmlns:cx8="http://schemas.microsoft.com/office/drawing/2016/5/14/chartex" xmlns:mc="http://schemas.openxmlformats.org/markup-compatibility/2006" xmlns:aink="http://schemas.microsoft.com/office/drawing/2016/ink" xmlns:am3d="http://schemas.microsoft.com/office/drawing/2017/model3d" xmlns:o="urn:schemas-microsoft-com:office:office" xmlns:oel="http://schemas.microsoft.com/office/2019/extlst" xmlns:r="http://schemas.openxmlformats.org/officeDocument/2006/relationships" xmlns:m="http://schemas.openxmlformats.org/officeDocument/2006/math" xmlns:v="urn:schemas-microsoft-com:vml" xmlns:wp14="http://schemas.microsoft.com/office/word/2010/wordprocessingDrawing" xmlns:wp="http://schemas.openxmlformats.org/drawingml/2006/wordprocessingDrawing" xmlns:w10="urn:schemas-microsoft-com:office:word" xmlns:w="http://schemas.openxmlformats.org/wordprocessingml/2006/main" xmlns:w14="http://schemas.microsoft.com/office/word/2010/wordml" xmlns:w15="http://schemas.microsoft.com/office/word/2012/wordml" xmlns:w16cex="http://schemas.microsoft.com/office/word/2018/wordml/cex" xmlns:w16cid="http://schemas.microsoft.com/office/word/2016/wordml/cid" xmlns:w16="http://schemas.microsoft.com/office/word/2018/wordml" xmlns:w16du="http://schemas.microsoft.com/office/word/2023/wordml/word16du" xmlns:w16sdtdh="http://schemas.microsoft.com/office/word/2020/wordml/sdtdatahash" xmlns:w16sdtfl="http://schemas.microsoft.com/office/word/2024/wordml/sdtformatlock" xmlns:w16se="http://schemas.microsoft.com/office/word/2015/wordml/symex" xmlns:wpg="http://schemas.microsoft.com/office/word/2010/wordprocessingGroup" xmlns:wpi="http://schemas.microsoft.com/office/word/2010/wordprocessingInk" xmlns:wne="http://schemas.microsoft.com/office/word/2006/wordml" xmlns:wps="http://schemas.microsoft.com/office/word/2010/wordprocessingShape" mc:Ignorable="w14 w15 w16se w16cid w16 w16cex w16sdtdh w16sdtfl w16du wp14">
   <w:body>
     <w:p>
       <w:pPr>
-        <w:shd w:fill="ffffff" w:val="clear"/>
-        <w:spacing w:after="100" w:before="100" w:line="240" w:lineRule="auto"/>
+        <w:shd w:val="clear" w:color="auto" w:fill="FFFFFF"/>
+        <w:spacing w:before="100" w:after="100" w:line="240" w:lineRule="auto"/>
         <w:ind w:right="-720" w:hanging="720"/>
         <w:rPr>
-          <w:b w:val="1"/>
-          <w:bCs w:val="1"/>
+          <w:b/>
+          <w:bCs/>
           <w:sz w:val="32"/>
           <w:szCs w:val="32"/>
         </w:rPr>
       </w:pPr>
       <w:r>
         <w:rPr>
-          <w:b w:val="1"/>
-          <w:bCs w:val="1"/>
+          <w:b/>
+          <w:bCs/>
           <w:sz w:val="32"/>
           <w:szCs w:val="32"/>
-          <w:rtl w:val="0"/>
-        </w:rPr>
-        <w:t xml:space="preserve">Nick Myers</w:t>
-      </w:r>
-    </w:p>
-    <w:p>
-      <w:pPr>
-        <w:shd w:fill="ffffff" w:val="clear"/>
-        <w:spacing w:after="100" w:before="100" w:line="240" w:lineRule="auto"/>
+        </w:rPr>
+        <w:t>Nick Myers</w:t>
+      </w:r>
+    </w:p>
+    <w:p>
+      <w:pPr>
+        <w:shd w:val="clear" w:color="auto" w:fill="FFFFFF"/>
+        <w:spacing w:before="100" w:after="100" w:line="240" w:lineRule="auto"/>
         <w:ind w:right="-720" w:hanging="720"/>
         <w:rPr>
           <w:sz w:val="20"/>
@@ -39,269 +38,374 @@
         <w:rPr>
           <w:sz w:val="20"/>
           <w:szCs w:val="20"/>
-          <w:rtl w:val="0"/>
-        </w:rPr>
-        <w:t xml:space="preserve">Full-Stack Software Engineer</w:t>
-      </w:r>
-    </w:p>
-    <w:p>
-      <w:pPr>
-        <w:shd w:fill="ffffff" w:val="clear"/>
-        <w:spacing w:after="100" w:before="100" w:line="240" w:lineRule="auto"/>
+        </w:rPr>
+        <w:t>Full-Stack Software Engineer</w:t>
+      </w:r>
+    </w:p>
+    <w:p>
+      <w:pPr>
+        <w:shd w:val="clear" w:color="auto" w:fill="FFFFFF"/>
+        <w:spacing w:before="100" w:after="100" w:line="240" w:lineRule="auto"/>
         <w:ind w:right="-720" w:hanging="720"/>
         <w:rPr>
           <w:sz w:val="20"/>
           <w:szCs w:val="20"/>
         </w:rPr>
       </w:pPr>
-      <w:r>
-        <w:rPr>
-          <w:rtl w:val="0"/>
-        </w:rPr>
-      </w:r>
-    </w:p>
-    <w:p>
-      <w:pPr>
-        <w:shd w:fill="ffffff" w:val="clear"/>
-        <w:spacing w:after="100" w:before="100" w:line="240" w:lineRule="auto"/>
+    </w:p>
+    <w:p>
+      <w:pPr>
+        <w:shd w:val="clear" w:color="auto" w:fill="FFFFFF"/>
+        <w:spacing w:before="100" w:after="100" w:line="240" w:lineRule="auto"/>
         <w:ind w:right="-720" w:hanging="720"/>
         <w:jc w:val="right"/>
         <w:rPr>
-          <w:color w:val="1155cc"/>
+          <w:color w:val="1155CC"/>
           <w:sz w:val="20"/>
           <w:szCs w:val="20"/>
           <w:u w:val="single"/>
         </w:rPr>
         <w:sectPr>
-          <w:pgSz w:h="15840" w:w="12240" w:orient="portrait"/>
-          <w:pgMar w:bottom="1440" w:top="1440" w:left="1440" w:right="1440" w:header="0" w:footer="0"/>
+          <w:pgSz w:w="12240" w:h="15840"/>
+          <w:pgMar w:top="1440" w:right="1440" w:bottom="1440" w:left="1440" w:header="0" w:footer="0" w:gutter="0"/>
           <w:pgNumType w:start="1"/>
-          <w:cols w:equalWidth="0" w:num="2">
-            <w:col w:space="720" w:w="4320"/>
-            <w:col w:space="0" w:w="4320"/>
+          <w:cols w:num="2" w:space="720" w:equalWidth="0">
+            <w:col w:w="4320" w:space="720"/>
+            <w:col w:w="4320" w:space="0"/>
           </w:cols>
+          <w:docGrid w:linePitch="299"/>
         </w:sectPr>
       </w:pPr>
       <w:r>
         <w:rPr>
           <w:sz w:val="20"/>
           <w:szCs w:val="20"/>
-          <w:rtl w:val="0"/>
         </w:rPr>
         <w:t xml:space="preserve">Portland, OR · Open to Remote | Hybrid | On-site </w:t>
       </w:r>
-      <w:hyperlink r:id="rId6">
+      <w:hyperlink r:id="rId5">
         <w:r>
           <w:rPr>
-            <w:color w:val="1155cc"/>
+            <w:color w:val="1155CC"/>
             <w:sz w:val="20"/>
             <w:szCs w:val="20"/>
             <w:u w:val="single"/>
-            <w:rtl w:val="0"/>
           </w:rPr>
-          <w:t xml:space="preserve">linkedin.com/in/nmyersdev</w:t>
+          <w:t>linkedin.com/in/nmyersdev</w:t>
         </w:r>
       </w:hyperlink>
       <w:r>
         <w:rPr>
-          <w:color w:val="1155cc"/>
+          <w:color w:val="1155CC"/>
           <w:sz w:val="20"/>
           <w:szCs w:val="20"/>
           <w:u w:val="single"/>
-          <w:rtl w:val="0"/>
-        </w:rPr>
-        <w:br w:type="textWrapping"/>
-        <w:t xml:space="preserve">nmyers@critable.com</w:t>
-      </w:r>
-    </w:p>
-    <w:p>
-      <w:pPr>
-        <w:keepNext w:val="0"/>
-        <w:keepLines w:val="0"/>
-        <w:shd w:fill="ffffff" w:val="clear"/>
-        <w:spacing w:after="100" w:before="100" w:line="240" w:lineRule="auto"/>
-        <w:ind w:left="-720" w:right="-720" w:firstLine="0"/>
-        <w:rPr>
-          <w:b w:val="1"/>
-          <w:bCs w:val="1"/>
-          <w:sz w:val="20"/>
-          <w:szCs w:val="20"/>
-        </w:rPr>
-      </w:pPr>
-      <w:r>
-        <w:rPr>
-          <w:b w:val="1"/>
-          <w:bCs w:val="1"/>
-          <w:sz w:val="20"/>
-          <w:szCs w:val="20"/>
-          <w:rtl w:val="0"/>
-        </w:rPr>
-        <w:t xml:space="preserve">SUMMARY</w:t>
-      </w:r>
-    </w:p>
-    <w:p>
-      <w:pPr>
-        <w:shd w:fill="ffffff" w:val="clear"/>
-        <w:spacing w:after="100" w:before="100" w:line="240" w:lineRule="auto"/>
-        <w:rPr>
-          <w:sz w:val="20"/>
-          <w:szCs w:val="20"/>
-        </w:rPr>
-      </w:pPr>
-      <w:r>
-        <w:rPr>
-          <w:sz w:val="20"/>
-          <w:szCs w:val="20"/>
-          <w:rtl w:val="0"/>
-        </w:rPr>
-        <w:t xml:space="preserve">Full-stack software engineer with experience delivering production-ready web applications, APIs, and data integrations across public sector and commercial domains. Proven ability to own features end-to-end—from requirements through deployment—while maintaining scalable, testable systems. Strong collaborator with a focus on performance, reliability, and user-centered solutions.</w:t>
-      </w:r>
-    </w:p>
-    <w:p>
-      <w:pPr>
-        <w:keepNext w:val="0"/>
-        <w:keepLines w:val="0"/>
-        <w:shd w:fill="ffffff" w:val="clear"/>
-        <w:spacing w:after="100" w:before="100" w:line="240" w:lineRule="auto"/>
+        </w:rPr>
+        <w:br/>
+        <w:t>nmyers@critable.com</w:t>
+      </w:r>
+    </w:p>
+    <w:p>
+      <w:pPr>
+        <w:shd w:val="clear" w:color="auto" w:fill="FFFFFF"/>
+        <w:spacing w:before="100" w:after="100" w:line="240" w:lineRule="auto"/>
+        <w:ind w:left="-720" w:right="-720"/>
+        <w:rPr>
+          <w:b/>
+          <w:bCs/>
+          <w:sz w:val="20"/>
+          <w:szCs w:val="20"/>
+        </w:rPr>
+      </w:pPr>
+      <w:r>
+        <w:rPr>
+          <w:b/>
+          <w:bCs/>
+          <w:sz w:val="20"/>
+          <w:szCs w:val="20"/>
+        </w:rPr>
+        <w:t>SUMMARY</w:t>
+      </w:r>
+    </w:p>
+    <w:p>
+      <w:pPr>
+        <w:shd w:val="clear" w:color="auto" w:fill="FFFFFF"/>
+        <w:spacing w:before="100" w:after="100" w:line="240" w:lineRule="auto"/>
+        <w:rPr>
+          <w:sz w:val="20"/>
+          <w:szCs w:val="20"/>
+        </w:rPr>
+      </w:pPr>
+      <w:r>
+        <w:rPr>
+          <w:sz w:val="20"/>
+          <w:szCs w:val="20"/>
+        </w:rPr>
+        <w:t>Full-stack software engineer with experience delivering production-ready web applications, APIs, and data integrations across public sector and commercial domains. Proven ability to own features end-to-end—from requirements through deployment—while maintaining scalable, testable systems. Strong collaborator with a focus on performance, reliability, and user-centered solutions.</w:t>
+      </w:r>
+    </w:p>
+    <w:p>
+      <w:pPr>
+        <w:shd w:val="clear" w:color="auto" w:fill="FFFFFF"/>
+        <w:spacing w:before="100" w:after="100" w:line="240" w:lineRule="auto"/>
         <w:ind w:left="720" w:right="-720" w:hanging="1440"/>
         <w:rPr>
-          <w:b w:val="1"/>
-          <w:bCs w:val="1"/>
-          <w:sz w:val="20"/>
-          <w:szCs w:val="20"/>
-        </w:rPr>
-      </w:pPr>
-      <w:r>
-        <w:rPr>
-          <w:b w:val="1"/>
-          <w:bCs w:val="1"/>
-          <w:sz w:val="20"/>
-          <w:szCs w:val="20"/>
-          <w:rtl w:val="0"/>
-        </w:rPr>
-        <w:t xml:space="preserve">TECHNICAL SKILLS</w:t>
-      </w:r>
-    </w:p>
-    <w:p>
-      <w:pPr>
-        <w:shd w:fill="ffffff" w:val="clear"/>
-        <w:spacing w:after="100" w:before="100" w:line="240" w:lineRule="auto"/>
-        <w:rPr>
-          <w:sz w:val="20"/>
-          <w:szCs w:val="20"/>
-        </w:rPr>
-      </w:pPr>
-      <w:r>
-        <w:rPr>
-          <w:b w:val="1"/>
-          <w:bCs w:val="1"/>
-          <w:sz w:val="20"/>
-          <w:szCs w:val="20"/>
-          <w:rtl w:val="0"/>
-        </w:rPr>
-        <w:t xml:space="preserve">Languages &amp; Frameworks</w:t>
-        <w:br w:type="textWrapping"/>
-      </w:r>
-      <w:r>
-        <w:rPr>
-          <w:sz w:val="20"/>
-          <w:szCs w:val="20"/>
-          <w:rtl w:val="0"/>
+          <w:b/>
+          <w:bCs/>
+          <w:sz w:val="20"/>
+          <w:szCs w:val="20"/>
+        </w:rPr>
+      </w:pPr>
+      <w:r>
+        <w:rPr>
+          <w:b/>
+          <w:bCs/>
+          <w:sz w:val="20"/>
+          <w:szCs w:val="20"/>
+        </w:rPr>
+        <w:t>TECHNICAL SKILLS</w:t>
+      </w:r>
+    </w:p>
+    <w:p>
+      <w:pPr>
+        <w:shd w:val="clear" w:color="auto" w:fill="FFFFFF"/>
+        <w:spacing w:before="100" w:after="100" w:line="240" w:lineRule="auto"/>
+        <w:rPr>
+          <w:sz w:val="20"/>
+          <w:szCs w:val="20"/>
+        </w:rPr>
+      </w:pPr>
+      <w:r>
+        <w:rPr>
+          <w:b/>
+          <w:bCs/>
+          <w:sz w:val="20"/>
+          <w:szCs w:val="20"/>
+        </w:rPr>
+        <w:t>Languages &amp; Frameworks</w:t>
+      </w:r>
+      <w:r>
+        <w:rPr>
+          <w:b/>
+          <w:bCs/>
+          <w:sz w:val="20"/>
+          <w:szCs w:val="20"/>
+        </w:rPr>
+        <w:br/>
+      </w:r>
+      <w:r>
+        <w:rPr>
+          <w:sz w:val="20"/>
+          <w:szCs w:val="20"/>
         </w:rPr>
         <w:t xml:space="preserve"> JavaScript, TypeScript, C#, HTML/CSS, React, Redux, Angular, Node.js, .NET (6, 8, 10) / .NET Core (MVC), jQuery, Bootstrap, SASS/LESS</w:t>
       </w:r>
     </w:p>
     <w:p>
       <w:pPr>
-        <w:shd w:fill="ffffff" w:val="clear"/>
-        <w:spacing w:after="100" w:before="100" w:line="240" w:lineRule="auto"/>
-        <w:rPr>
-          <w:sz w:val="20"/>
-          <w:szCs w:val="20"/>
-        </w:rPr>
-      </w:pPr>
-      <w:r>
-        <w:rPr>
-          <w:b w:val="1"/>
-          <w:bCs w:val="1"/>
-          <w:sz w:val="20"/>
-          <w:szCs w:val="20"/>
-          <w:rtl w:val="0"/>
-        </w:rPr>
-        <w:t xml:space="preserve">Additional Experience</w:t>
-        <w:br w:type="textWrapping"/>
-      </w:r>
-      <w:r>
-        <w:rPr>
-          <w:sz w:val="20"/>
-          <w:szCs w:val="20"/>
-          <w:rtl w:val="0"/>
+        <w:shd w:val="clear" w:color="auto" w:fill="FFFFFF"/>
+        <w:spacing w:before="100" w:after="100" w:line="240" w:lineRule="auto"/>
+        <w:rPr>
+          <w:sz w:val="20"/>
+          <w:szCs w:val="20"/>
+        </w:rPr>
+      </w:pPr>
+      <w:r>
+        <w:rPr>
+          <w:b/>
+          <w:bCs/>
+          <w:sz w:val="20"/>
+          <w:szCs w:val="20"/>
+        </w:rPr>
+        <w:t>Additional Experience</w:t>
+      </w:r>
+      <w:r>
+        <w:rPr>
+          <w:b/>
+          <w:bCs/>
+          <w:sz w:val="20"/>
+          <w:szCs w:val="20"/>
+        </w:rPr>
+        <w:br/>
+      </w:r>
+      <w:r>
+        <w:rPr>
+          <w:sz w:val="20"/>
+          <w:szCs w:val="20"/>
         </w:rPr>
         <w:t xml:space="preserve"> Python, Java (Spring Boot)</w:t>
       </w:r>
     </w:p>
     <w:p>
       <w:pPr>
-        <w:shd w:fill="ffffff" w:val="clear"/>
-        <w:spacing w:after="100" w:before="100" w:line="240" w:lineRule="auto"/>
-        <w:rPr>
-          <w:sz w:val="20"/>
-          <w:szCs w:val="20"/>
-        </w:rPr>
-      </w:pPr>
-      <w:r>
-        <w:rPr>
-          <w:b w:val="1"/>
-          <w:bCs w:val="1"/>
-          <w:sz w:val="20"/>
-          <w:szCs w:val="20"/>
-          <w:rtl w:val="0"/>
-        </w:rPr>
-        <w:t xml:space="preserve">Data &amp; APIs</w:t>
-        <w:br w:type="textWrapping"/>
-      </w:r>
-      <w:r>
-        <w:rPr>
-          <w:sz w:val="20"/>
-          <w:szCs w:val="20"/>
-          <w:rtl w:val="0"/>
-        </w:rPr>
-        <w:t xml:space="preserve"> SQL Server, GraphQL, REST APIs, JSON, Postman, Boomi, ETL, data modeling &amp; migrations, Postgres, MySQL, Node Express</w:t>
-      </w:r>
-    </w:p>
-    <w:p>
-      <w:pPr>
-        <w:shd w:fill="ffffff" w:val="clear"/>
-        <w:spacing w:after="100" w:before="100" w:line="240" w:lineRule="auto"/>
-        <w:rPr>
-          <w:sz w:val="20"/>
-          <w:szCs w:val="20"/>
-        </w:rPr>
-      </w:pPr>
-      <w:r>
-        <w:rPr>
-          <w:b w:val="1"/>
-          <w:bCs w:val="1"/>
-          <w:sz w:val="20"/>
-          <w:szCs w:val="20"/>
-          <w:rtl w:val="0"/>
-        </w:rPr>
-        <w:t xml:space="preserve">Tools &amp; Practices</w:t>
-        <w:br w:type="textWrapping"/>
-      </w:r>
-      <w:r>
-        <w:rPr>
-          <w:sz w:val="20"/>
-          <w:szCs w:val="20"/>
-          <w:rtl w:val="0"/>
-        </w:rPr>
-        <w:t xml:space="preserve"> Git/GitHub/GitBucket/GitKraken, Visual Studio | VS Code, Cursor, Agile/Scrum, Storybook, Firebase, Google Cloud Platform (GCP), dotCMS, Esri Maps JS,, Docker, Github Copilot, Cursor, Agentic Development</w:t>
-      </w:r>
-    </w:p>
-    <w:p>
-      <w:pPr>
-        <w:shd w:fill="ffffff" w:val="clear"/>
-        <w:spacing w:after="100" w:before="100" w:line="240" w:lineRule="auto"/>
+        <w:shd w:val="clear" w:color="auto" w:fill="FFFFFF"/>
+        <w:spacing w:before="100" w:after="100" w:line="240" w:lineRule="auto"/>
+        <w:rPr>
+          <w:sz w:val="20"/>
+          <w:szCs w:val="20"/>
+        </w:rPr>
+      </w:pPr>
+      <w:r>
+        <w:rPr>
+          <w:b/>
+          <w:bCs/>
+          <w:sz w:val="20"/>
+          <w:szCs w:val="20"/>
+        </w:rPr>
+        <w:t>Data &amp; APIs</w:t>
+      </w:r>
+      <w:r>
+        <w:rPr>
+          <w:b/>
+          <w:bCs/>
+          <w:sz w:val="20"/>
+          <w:szCs w:val="20"/>
+        </w:rPr>
+        <w:br/>
+      </w:r>
+      <w:r>
+        <w:rPr>
+          <w:sz w:val="20"/>
+          <w:szCs w:val="20"/>
+        </w:rPr>
+        <w:t xml:space="preserve"> SQL Server, </w:t>
+      </w:r>
+      <w:proofErr w:type="spellStart"/>
+      <w:r>
+        <w:rPr>
+          <w:sz w:val="20"/>
+          <w:szCs w:val="20"/>
+        </w:rPr>
+        <w:t>GraphQL</w:t>
+      </w:r>
+      <w:proofErr w:type="spellEnd"/>
+      <w:r>
+        <w:rPr>
+          <w:sz w:val="20"/>
+          <w:szCs w:val="20"/>
+        </w:rPr>
+        <w:t>, REST APIs, JSON, Postman, Boomi, ETL, data modeling &amp; migrations, Postgres, MySQL, Node Express</w:t>
+      </w:r>
+    </w:p>
+    <w:p>
+      <w:pPr>
+        <w:shd w:val="clear" w:color="auto" w:fill="FFFFFF"/>
+        <w:spacing w:before="100" w:after="100" w:line="240" w:lineRule="auto"/>
+        <w:rPr>
+          <w:sz w:val="20"/>
+          <w:szCs w:val="20"/>
+        </w:rPr>
+      </w:pPr>
+      <w:r>
+        <w:rPr>
+          <w:b/>
+          <w:bCs/>
+          <w:sz w:val="20"/>
+          <w:szCs w:val="20"/>
+        </w:rPr>
+        <w:t>Tools &amp; Practices</w:t>
+      </w:r>
+      <w:r>
+        <w:rPr>
+          <w:b/>
+          <w:bCs/>
+          <w:sz w:val="20"/>
+          <w:szCs w:val="20"/>
+        </w:rPr>
+        <w:br/>
+      </w:r>
+      <w:r>
+        <w:rPr>
+          <w:sz w:val="20"/>
+          <w:szCs w:val="20"/>
+        </w:rPr>
+        <w:t xml:space="preserve"> Git/GitHub/</w:t>
+      </w:r>
+      <w:proofErr w:type="spellStart"/>
+      <w:r>
+        <w:rPr>
+          <w:sz w:val="20"/>
+          <w:szCs w:val="20"/>
+        </w:rPr>
+        <w:t>GitBucket</w:t>
+      </w:r>
+      <w:proofErr w:type="spellEnd"/>
+      <w:r>
+        <w:rPr>
+          <w:sz w:val="20"/>
+          <w:szCs w:val="20"/>
+        </w:rPr>
+        <w:t>/</w:t>
+      </w:r>
+      <w:proofErr w:type="spellStart"/>
+      <w:r>
+        <w:rPr>
+          <w:sz w:val="20"/>
+          <w:szCs w:val="20"/>
+        </w:rPr>
+        <w:t>GitKraken</w:t>
+      </w:r>
+      <w:proofErr w:type="spellEnd"/>
+      <w:r>
+        <w:rPr>
+          <w:sz w:val="20"/>
+          <w:szCs w:val="20"/>
+        </w:rPr>
+        <w:t xml:space="preserve">, Visual Studio | VS Code, Cursor, Agile/Scrum, Storybook, Firebase, Google Cloud Platform (GCP), </w:t>
+      </w:r>
+      <w:proofErr w:type="spellStart"/>
+      <w:r>
+        <w:rPr>
+          <w:sz w:val="20"/>
+          <w:szCs w:val="20"/>
+        </w:rPr>
+        <w:t>dotCMS</w:t>
+      </w:r>
+      <w:proofErr w:type="spellEnd"/>
+      <w:r>
+        <w:rPr>
+          <w:sz w:val="20"/>
+          <w:szCs w:val="20"/>
+        </w:rPr>
+        <w:t xml:space="preserve">, Esri Maps </w:t>
+      </w:r>
+      <w:proofErr w:type="gramStart"/>
+      <w:r>
+        <w:rPr>
+          <w:sz w:val="20"/>
+          <w:szCs w:val="20"/>
+        </w:rPr>
+        <w:t>JS,,</w:t>
+      </w:r>
+      <w:proofErr w:type="gramEnd"/>
+      <w:r>
+        <w:rPr>
+          <w:sz w:val="20"/>
+          <w:szCs w:val="20"/>
+        </w:rPr>
+        <w:t xml:space="preserve"> Docker, </w:t>
+      </w:r>
+      <w:proofErr w:type="spellStart"/>
+      <w:r>
+        <w:rPr>
+          <w:sz w:val="20"/>
+          <w:szCs w:val="20"/>
+        </w:rPr>
+        <w:t>Github</w:t>
+      </w:r>
+      <w:proofErr w:type="spellEnd"/>
+      <w:r>
+        <w:rPr>
+          <w:sz w:val="20"/>
+          <w:szCs w:val="20"/>
+        </w:rPr>
+        <w:t xml:space="preserve"> Copilot, Cursor, Agentic Development</w:t>
+      </w:r>
+    </w:p>
+    <w:p>
+      <w:pPr>
+        <w:shd w:val="clear" w:color="auto" w:fill="FFFFFF"/>
+        <w:spacing w:before="100" w:after="100" w:line="240" w:lineRule="auto"/>
         <w:ind w:left="720" w:right="-720" w:hanging="1440"/>
         <w:rPr>
           <w:sz w:val="20"/>
@@ -309,22 +413,15 @@
         </w:rPr>
       </w:pPr>
       <w:r>
-        <w:pict>
-          <v:rect style="width:0.0pt;height:1.5pt" o:hr="t" o:hrstd="t" o:hralign="center" fillcolor="#A0A0A0" stroked="f"/>
+        <w:pict w14:anchorId="5515532E">
+          <v:rect id="_x0000_i1025" style="width:0;height:1.5pt" o:hralign="center" o:hrstd="t" o:hr="t" fillcolor="#a0a0a0" stroked="f"/>
         </w:pict>
       </w:r>
-      <w:r>
-        <w:rPr>
-          <w:rtl w:val="0"/>
-        </w:rPr>
-      </w:r>
-    </w:p>
-    <w:p>
-      <w:pPr>
-        <w:keepNext w:val="0"/>
-        <w:keepLines w:val="0"/>
-        <w:shd w:fill="ffffff" w:val="clear"/>
-        <w:spacing w:after="100" w:before="100" w:line="240" w:lineRule="auto"/>
+    </w:p>
+    <w:p>
+      <w:pPr>
+        <w:shd w:val="clear" w:color="auto" w:fill="FFFFFF"/>
+        <w:spacing w:before="100" w:after="100" w:line="240" w:lineRule="auto"/>
         <w:ind w:left="720" w:right="-720" w:hanging="1440"/>
         <w:rPr>
           <w:sz w:val="20"/>
@@ -333,49 +430,50 @@
       </w:pPr>
       <w:r>
         <w:rPr>
-          <w:b w:val="1"/>
-          <w:bCs w:val="1"/>
-          <w:sz w:val="20"/>
-          <w:szCs w:val="20"/>
-          <w:rtl w:val="0"/>
-        </w:rPr>
-        <w:t xml:space="preserve">EXPERIENCE</w:t>
-      </w:r>
-      <w:r>
-        <w:rPr>
-          <w:rtl w:val="0"/>
-        </w:rPr>
-      </w:r>
-    </w:p>
-    <w:p>
-      <w:pPr>
-        <w:keepNext w:val="0"/>
-        <w:keepLines w:val="0"/>
-        <w:shd w:fill="ffffff" w:val="clear"/>
-        <w:spacing w:after="100" w:before="100" w:line="240" w:lineRule="auto"/>
+          <w:b/>
+          <w:bCs/>
+          <w:sz w:val="20"/>
+          <w:szCs w:val="20"/>
+        </w:rPr>
+        <w:t>EXPERIENCE</w:t>
+      </w:r>
+    </w:p>
+    <w:p>
+      <w:pPr>
+        <w:shd w:val="clear" w:color="auto" w:fill="FFFFFF"/>
+        <w:spacing w:before="100" w:after="100" w:line="240" w:lineRule="auto"/>
         <w:ind w:left="720" w:right="-720" w:hanging="1440"/>
         <w:rPr>
           <w:sz w:val="20"/>
           <w:szCs w:val="20"/>
         </w:rPr>
       </w:pPr>
-      <w:r>
-        <w:rPr>
-          <w:b w:val="1"/>
-          <w:bCs w:val="1"/>
-          <w:sz w:val="20"/>
-          <w:szCs w:val="20"/>
-          <w:rtl w:val="0"/>
-        </w:rPr>
-        <w:t xml:space="preserve">Critable, LLC </w:t>
-      </w:r>
-      <w:r>
-        <w:rPr>
-          <w:sz w:val="20"/>
-          <w:szCs w:val="20"/>
-          <w:rtl w:val="0"/>
-        </w:rPr>
-        <w:t xml:space="preserve">Founder | 2026 - Present</w:t>
+      <w:proofErr w:type="spellStart"/>
+      <w:r>
+        <w:rPr>
+          <w:b/>
+          <w:bCs/>
+          <w:sz w:val="20"/>
+          <w:szCs w:val="20"/>
+        </w:rPr>
+        <w:t>Critable</w:t>
+      </w:r>
+      <w:proofErr w:type="spellEnd"/>
+      <w:r>
+        <w:rPr>
+          <w:b/>
+          <w:bCs/>
+          <w:sz w:val="20"/>
+          <w:szCs w:val="20"/>
+        </w:rPr>
+        <w:t xml:space="preserve">, LLC </w:t>
+      </w:r>
+      <w:r>
+        <w:rPr>
+          <w:sz w:val="20"/>
+          <w:szCs w:val="20"/>
+        </w:rPr>
+        <w:t>Founder | 2026 - Present</w:t>
       </w:r>
     </w:p>
     <w:p>
@@ -384,20 +482,19 @@
           <w:ilvl w:val="0"/>
           <w:numId w:val="6"/>
         </w:numPr>
-        <w:spacing w:after="100" w:before="100" w:line="240" w:lineRule="auto"/>
-        <w:ind w:left="0" w:hanging="360"/>
-        <w:rPr>
-          <w:sz w:val="20"/>
-          <w:szCs w:val="20"/>
-        </w:rPr>
-      </w:pPr>
-      <w:r>
-        <w:rPr>
-          <w:sz w:val="20"/>
-          <w:szCs w:val="20"/>
-          <w:rtl w:val="0"/>
-        </w:rPr>
-        <w:t xml:space="preserve">Developing a virtual tabletop platform (alpha) with ~20 active test users and ongoing feedback cycles</w:t>
+        <w:spacing w:before="100" w:after="100" w:line="240" w:lineRule="auto"/>
+        <w:ind w:left="0"/>
+        <w:rPr>
+          <w:sz w:val="20"/>
+          <w:szCs w:val="20"/>
+        </w:rPr>
+      </w:pPr>
+      <w:r>
+        <w:rPr>
+          <w:sz w:val="20"/>
+          <w:szCs w:val="20"/>
+        </w:rPr>
+        <w:t>Developing a virtual tabletop platform (alpha) with ~20 active test users and ongoing feedback cycles</w:t>
       </w:r>
     </w:p>
     <w:p>
@@ -406,20 +503,19 @@
           <w:ilvl w:val="0"/>
           <w:numId w:val="6"/>
         </w:numPr>
-        <w:spacing w:after="100" w:before="100" w:line="240" w:lineRule="auto"/>
-        <w:ind w:left="0" w:hanging="360"/>
-        <w:rPr>
-          <w:sz w:val="20"/>
-          <w:szCs w:val="20"/>
-        </w:rPr>
-      </w:pPr>
-      <w:r>
-        <w:rPr>
-          <w:sz w:val="20"/>
-          <w:szCs w:val="20"/>
-          <w:rtl w:val="0"/>
-        </w:rPr>
-        <w:t xml:space="preserve">Architected and developed full-stack system supporting real-time interactions and multiplayer sessions</w:t>
+        <w:spacing w:before="100" w:after="100" w:line="240" w:lineRule="auto"/>
+        <w:ind w:left="0"/>
+        <w:rPr>
+          <w:sz w:val="20"/>
+          <w:szCs w:val="20"/>
+        </w:rPr>
+      </w:pPr>
+      <w:r>
+        <w:rPr>
+          <w:sz w:val="20"/>
+          <w:szCs w:val="20"/>
+        </w:rPr>
+        <w:t>Architected and developed full-stack system supporting real-time interactions and multiplayer sessions</w:t>
       </w:r>
     </w:p>
     <w:p>
@@ -428,20 +524,19 @@
           <w:ilvl w:val="0"/>
           <w:numId w:val="6"/>
         </w:numPr>
-        <w:spacing w:after="100" w:before="100" w:line="240" w:lineRule="auto"/>
-        <w:ind w:left="0" w:hanging="360"/>
-        <w:rPr>
-          <w:sz w:val="20"/>
-          <w:szCs w:val="20"/>
-        </w:rPr>
-      </w:pPr>
-      <w:r>
-        <w:rPr>
-          <w:sz w:val="20"/>
-          <w:szCs w:val="20"/>
-          <w:rtl w:val="0"/>
-        </w:rPr>
-        <w:t xml:space="preserve">Implementing core gameplay features and scalable backend services, iterating based on user feedback</w:t>
+        <w:spacing w:before="100" w:after="100" w:line="240" w:lineRule="auto"/>
+        <w:ind w:left="0"/>
+        <w:rPr>
+          <w:sz w:val="20"/>
+          <w:szCs w:val="20"/>
+        </w:rPr>
+      </w:pPr>
+      <w:r>
+        <w:rPr>
+          <w:sz w:val="20"/>
+          <w:szCs w:val="20"/>
+        </w:rPr>
+        <w:t>Implementing core gameplay features and scalable backend services, iterating based on user feedback</w:t>
       </w:r>
     </w:p>
     <w:p>
@@ -450,93 +545,100 @@
           <w:ilvl w:val="0"/>
           <w:numId w:val="6"/>
         </w:numPr>
-        <w:spacing w:after="100" w:before="100" w:line="240" w:lineRule="auto"/>
-        <w:ind w:left="0" w:hanging="360"/>
-        <w:rPr>
-          <w:sz w:val="20"/>
-          <w:szCs w:val="20"/>
-        </w:rPr>
-      </w:pPr>
-      <w:r>
-        <w:rPr>
-          <w:sz w:val="20"/>
-          <w:szCs w:val="20"/>
-          <w:rtl w:val="0"/>
-        </w:rPr>
-        <w:t xml:space="preserve">Owned product direction, technical architecture, and deployment end-to-end</w:t>
-      </w:r>
-    </w:p>
-    <w:p>
-      <w:pPr>
-        <w:spacing w:after="100" w:before="100" w:line="240" w:lineRule="auto"/>
-        <w:ind w:left="720" w:firstLine="0"/>
-        <w:rPr>
-          <w:sz w:val="20"/>
-          <w:szCs w:val="20"/>
-        </w:rPr>
-      </w:pPr>
-      <w:r>
-        <w:rPr>
-          <w:rtl w:val="0"/>
-        </w:rPr>
-      </w:r>
-    </w:p>
-    <w:p>
-      <w:pPr>
-        <w:spacing w:after="100" w:before="100" w:line="240" w:lineRule="auto"/>
-        <w:ind w:left="-720" w:firstLine="0"/>
-        <w:rPr>
-          <w:b w:val="1"/>
-          <w:bCs w:val="1"/>
-          <w:sz w:val="20"/>
-          <w:szCs w:val="20"/>
-        </w:rPr>
-      </w:pPr>
-      <w:r>
-        <w:rPr>
-          <w:b w:val="1"/>
-          <w:bCs w:val="1"/>
-          <w:sz w:val="20"/>
-          <w:szCs w:val="20"/>
-          <w:rtl w:val="0"/>
-        </w:rPr>
-        <w:t xml:space="preserve">Resource Data, Inc.</w:t>
-      </w:r>
-    </w:p>
-    <w:p>
-      <w:pPr>
-        <w:spacing w:after="100" w:before="100" w:line="240" w:lineRule="auto"/>
-        <w:ind w:left="-720" w:firstLine="0"/>
-        <w:rPr>
-          <w:sz w:val="20"/>
-          <w:szCs w:val="20"/>
-        </w:rPr>
-      </w:pPr>
-      <w:r>
-        <w:rPr>
-          <w:sz w:val="20"/>
-          <w:szCs w:val="20"/>
-          <w:rtl w:val="0"/>
-        </w:rPr>
-        <w:t xml:space="preserve">Software Engineer | Senior Programmer Analyst | Programmer Analyst</w:t>
-      </w:r>
-    </w:p>
-    <w:p>
-      <w:pPr>
-        <w:spacing w:after="100" w:before="100" w:line="240" w:lineRule="auto"/>
-        <w:ind w:left="-720" w:firstLine="0"/>
-        <w:rPr>
-          <w:sz w:val="20"/>
-          <w:szCs w:val="20"/>
-        </w:rPr>
-      </w:pPr>
-      <w:r>
-        <w:rPr>
-          <w:sz w:val="20"/>
-          <w:szCs w:val="20"/>
-          <w:rtl w:val="0"/>
-        </w:rPr>
-        <w:t xml:space="preserve">(Jan 2026 – May 2026) | (May 2023 – Jan 2026) |  (May 2021 – May 2023)</w:t>
+        <w:spacing w:before="100" w:after="100" w:line="240" w:lineRule="auto"/>
+        <w:ind w:left="0"/>
+        <w:rPr>
+          <w:sz w:val="20"/>
+          <w:szCs w:val="20"/>
+        </w:rPr>
+      </w:pPr>
+      <w:r>
+        <w:rPr>
+          <w:sz w:val="20"/>
+          <w:szCs w:val="20"/>
+        </w:rPr>
+        <w:t>Owned product direction, technical architecture, and deployment end-to-end</w:t>
+      </w:r>
+    </w:p>
+    <w:p>
+      <w:pPr>
+        <w:spacing w:before="100" w:after="100" w:line="240" w:lineRule="auto"/>
+        <w:ind w:left="720"/>
+        <w:rPr>
+          <w:sz w:val="20"/>
+          <w:szCs w:val="20"/>
+        </w:rPr>
+      </w:pPr>
+    </w:p>
+    <w:p>
+      <w:pPr>
+        <w:spacing w:before="100" w:after="100" w:line="240" w:lineRule="auto"/>
+        <w:ind w:left="-720"/>
+        <w:rPr>
+          <w:b/>
+          <w:bCs/>
+          <w:sz w:val="20"/>
+          <w:szCs w:val="20"/>
+        </w:rPr>
+      </w:pPr>
+      <w:r>
+        <w:rPr>
+          <w:b/>
+          <w:bCs/>
+          <w:sz w:val="20"/>
+          <w:szCs w:val="20"/>
+        </w:rPr>
+        <w:t>Resource Data, Inc.</w:t>
+      </w:r>
+    </w:p>
+    <w:p>
+      <w:pPr>
+        <w:spacing w:before="100" w:after="100" w:line="240" w:lineRule="auto"/>
+        <w:ind w:left="-720"/>
+        <w:rPr>
+          <w:sz w:val="20"/>
+          <w:szCs w:val="20"/>
+        </w:rPr>
+      </w:pPr>
+      <w:r>
+        <w:rPr>
+          <w:sz w:val="20"/>
+          <w:szCs w:val="20"/>
+        </w:rPr>
+        <w:t>Software Engineer | Senior Programmer Analyst | Programmer Analyst</w:t>
+      </w:r>
+    </w:p>
+    <w:p>
+      <w:pPr>
+        <w:spacing w:before="100" w:after="100" w:line="240" w:lineRule="auto"/>
+        <w:ind w:left="-720"/>
+        <w:rPr>
+          <w:sz w:val="20"/>
+          <w:szCs w:val="20"/>
+        </w:rPr>
+      </w:pPr>
+      <w:r>
+        <w:rPr>
+          <w:sz w:val="20"/>
+          <w:szCs w:val="20"/>
+        </w:rPr>
+        <w:t xml:space="preserve">(Jan 2026 – May 2026) | (May 2023 – Jan 2026) </w:t>
+      </w:r>
+      <w:proofErr w:type="gramStart"/>
+      <w:r>
+        <w:rPr>
+          <w:sz w:val="20"/>
+          <w:szCs w:val="20"/>
+        </w:rPr>
+        <w:t>|  (</w:t>
+      </w:r>
+      <w:proofErr w:type="gramEnd"/>
+      <w:r>
+        <w:rPr>
+          <w:sz w:val="20"/>
+          <w:szCs w:val="20"/>
+        </w:rPr>
+        <w:t>May 2021 – May 2023)</w:t>
       </w:r>
     </w:p>
     <w:p>
@@ -545,21 +647,20 @@
           <w:ilvl w:val="0"/>
           <w:numId w:val="4"/>
         </w:numPr>
-        <w:shd w:fill="ffffff" w:val="clear"/>
-        <w:spacing w:after="100" w:before="100" w:line="240" w:lineRule="auto"/>
-        <w:ind w:left="0" w:hanging="360"/>
-        <w:rPr>
-          <w:sz w:val="20"/>
-          <w:szCs w:val="20"/>
-        </w:rPr>
-      </w:pPr>
-      <w:r>
-        <w:rPr>
-          <w:sz w:val="20"/>
-          <w:szCs w:val="20"/>
-          <w:rtl w:val="0"/>
-        </w:rPr>
-        <w:t xml:space="preserve">Mentored and onboarded new developers onto the team</w:t>
+        <w:shd w:val="clear" w:color="auto" w:fill="FFFFFF"/>
+        <w:spacing w:before="100" w:after="100" w:line="240" w:lineRule="auto"/>
+        <w:ind w:left="0"/>
+        <w:rPr>
+          <w:sz w:val="20"/>
+          <w:szCs w:val="20"/>
+        </w:rPr>
+      </w:pPr>
+      <w:r>
+        <w:rPr>
+          <w:sz w:val="20"/>
+          <w:szCs w:val="20"/>
+        </w:rPr>
+        <w:t>Mentored and onboarded new developers onto the team</w:t>
       </w:r>
     </w:p>
     <w:p>
@@ -568,21 +669,20 @@
           <w:ilvl w:val="0"/>
           <w:numId w:val="4"/>
         </w:numPr>
-        <w:shd w:fill="ffffff" w:val="clear"/>
-        <w:spacing w:after="100" w:before="100" w:line="240" w:lineRule="auto"/>
-        <w:ind w:left="0" w:hanging="360"/>
-        <w:rPr>
-          <w:sz w:val="20"/>
-          <w:szCs w:val="20"/>
-        </w:rPr>
-      </w:pPr>
-      <w:r>
-        <w:rPr>
-          <w:sz w:val="20"/>
-          <w:szCs w:val="20"/>
-          <w:rtl w:val="0"/>
-        </w:rPr>
-        <w:t xml:space="preserve">Modernized reporting and upgraded application dependencies for the Washington Department of Natural Resources burn permit portal (React, Redux, .NET)</w:t>
+        <w:shd w:val="clear" w:color="auto" w:fill="FFFFFF"/>
+        <w:spacing w:before="100" w:after="100" w:line="240" w:lineRule="auto"/>
+        <w:ind w:left="0"/>
+        <w:rPr>
+          <w:sz w:val="20"/>
+          <w:szCs w:val="20"/>
+        </w:rPr>
+      </w:pPr>
+      <w:r>
+        <w:rPr>
+          <w:sz w:val="20"/>
+          <w:szCs w:val="20"/>
+        </w:rPr>
+        <w:t>Modernized reporting and upgraded application dependencies for the Washington Department of Natural Resources burn permit portal (React, Redux, .NET)</w:t>
       </w:r>
     </w:p>
     <w:p>
@@ -591,21 +691,20 @@
           <w:ilvl w:val="0"/>
           <w:numId w:val="4"/>
         </w:numPr>
-        <w:shd w:fill="ffffff" w:val="clear"/>
-        <w:spacing w:after="100" w:before="100" w:line="240" w:lineRule="auto"/>
-        <w:ind w:left="0" w:hanging="360"/>
-        <w:rPr>
-          <w:sz w:val="20"/>
-          <w:szCs w:val="20"/>
-        </w:rPr>
-      </w:pPr>
-      <w:r>
-        <w:rPr>
-          <w:sz w:val="20"/>
-          <w:szCs w:val="20"/>
-          <w:rtl w:val="0"/>
-        </w:rPr>
-        <w:t xml:space="preserve">Developed full-stack features for public-sector platforms, improving form workflows, data visibility, and map-based user experiences</w:t>
+        <w:shd w:val="clear" w:color="auto" w:fill="FFFFFF"/>
+        <w:spacing w:before="100" w:after="100" w:line="240" w:lineRule="auto"/>
+        <w:ind w:left="0"/>
+        <w:rPr>
+          <w:sz w:val="20"/>
+          <w:szCs w:val="20"/>
+        </w:rPr>
+      </w:pPr>
+      <w:r>
+        <w:rPr>
+          <w:sz w:val="20"/>
+          <w:szCs w:val="20"/>
+        </w:rPr>
+        <w:t>Developed full-stack features for public-sector platforms, improving form workflows, data visibility, and map-based user experiences</w:t>
       </w:r>
     </w:p>
     <w:p>
@@ -614,21 +713,20 @@
           <w:ilvl w:val="0"/>
           <w:numId w:val="4"/>
         </w:numPr>
-        <w:shd w:fill="ffffff" w:val="clear"/>
-        <w:spacing w:after="100" w:before="100" w:line="240" w:lineRule="auto"/>
-        <w:ind w:left="0" w:hanging="360"/>
-        <w:rPr>
-          <w:sz w:val="20"/>
-          <w:szCs w:val="20"/>
-        </w:rPr>
-      </w:pPr>
-      <w:r>
-        <w:rPr>
-          <w:sz w:val="20"/>
-          <w:szCs w:val="20"/>
-          <w:rtl w:val="0"/>
-        </w:rPr>
-        <w:t xml:space="preserve">Built Angular front-end and .NET backend components for Alaska Housing Finance Corporation planning applications</w:t>
+        <w:shd w:val="clear" w:color="auto" w:fill="FFFFFF"/>
+        <w:spacing w:before="100" w:after="100" w:line="240" w:lineRule="auto"/>
+        <w:ind w:left="0"/>
+        <w:rPr>
+          <w:sz w:val="20"/>
+          <w:szCs w:val="20"/>
+        </w:rPr>
+      </w:pPr>
+      <w:r>
+        <w:rPr>
+          <w:sz w:val="20"/>
+          <w:szCs w:val="20"/>
+        </w:rPr>
+        <w:t>Built Angular front-end and .NET backend components for Alaska Housing Finance Corporation planning applications</w:t>
       </w:r>
     </w:p>
     <w:p>
@@ -637,21 +735,20 @@
           <w:ilvl w:val="0"/>
           <w:numId w:val="4"/>
         </w:numPr>
-        <w:shd w:fill="ffffff" w:val="clear"/>
-        <w:spacing w:after="100" w:before="100" w:line="240" w:lineRule="auto"/>
-        <w:ind w:left="0" w:hanging="360"/>
-        <w:rPr>
-          <w:sz w:val="20"/>
-          <w:szCs w:val="20"/>
-        </w:rPr>
-      </w:pPr>
-      <w:r>
-        <w:rPr>
-          <w:sz w:val="20"/>
-          <w:szCs w:val="20"/>
-          <w:rtl w:val="0"/>
-        </w:rPr>
-        <w:t xml:space="preserve">Designed and delivered configurable ordering and document-generation systems for manufacturing clients (React, TypeScript, Storybook)</w:t>
+        <w:shd w:val="clear" w:color="auto" w:fill="FFFFFF"/>
+        <w:spacing w:before="100" w:after="100" w:line="240" w:lineRule="auto"/>
+        <w:ind w:left="0"/>
+        <w:rPr>
+          <w:sz w:val="20"/>
+          <w:szCs w:val="20"/>
+        </w:rPr>
+      </w:pPr>
+      <w:r>
+        <w:rPr>
+          <w:sz w:val="20"/>
+          <w:szCs w:val="20"/>
+        </w:rPr>
+        <w:t>Designed and delivered configurable ordering and document-generation systems for manufacturing clients (React, TypeScript, Storybook)</w:t>
       </w:r>
     </w:p>
     <w:p>
@@ -660,21 +757,36 @@
           <w:ilvl w:val="0"/>
           <w:numId w:val="4"/>
         </w:numPr>
-        <w:shd w:fill="ffffff" w:val="clear"/>
-        <w:spacing w:after="100" w:before="100" w:line="240" w:lineRule="auto"/>
-        <w:ind w:left="0" w:hanging="360"/>
-        <w:rPr>
-          <w:sz w:val="20"/>
-          <w:szCs w:val="20"/>
-        </w:rPr>
-      </w:pPr>
-      <w:r>
-        <w:rPr>
-          <w:sz w:val="20"/>
-          <w:szCs w:val="20"/>
-          <w:rtl w:val="0"/>
-        </w:rPr>
-        <w:t xml:space="preserve">Improved reliability of e-commerce integrations by enhancing GraphQL and .NET APIs with structured Postman testing</w:t>
+        <w:shd w:val="clear" w:color="auto" w:fill="FFFFFF"/>
+        <w:spacing w:before="100" w:after="100" w:line="240" w:lineRule="auto"/>
+        <w:ind w:left="0"/>
+        <w:rPr>
+          <w:sz w:val="20"/>
+          <w:szCs w:val="20"/>
+        </w:rPr>
+      </w:pPr>
+      <w:r>
+        <w:rPr>
+          <w:sz w:val="20"/>
+          <w:szCs w:val="20"/>
+        </w:rPr>
+        <w:t xml:space="preserve">Improved reliability of e-commerce integrations by enhancing </w:t>
+      </w:r>
+      <w:proofErr w:type="spellStart"/>
+      <w:r>
+        <w:rPr>
+          <w:sz w:val="20"/>
+          <w:szCs w:val="20"/>
+        </w:rPr>
+        <w:t>GraphQL</w:t>
+      </w:r>
+      <w:proofErr w:type="spellEnd"/>
+      <w:r>
+        <w:rPr>
+          <w:sz w:val="20"/>
+          <w:szCs w:val="20"/>
+        </w:rPr>
+        <w:t xml:space="preserve"> and .NET APIs with structured Postman testing</w:t>
       </w:r>
     </w:p>
     <w:p>
@@ -683,20 +795,20 @@
           <w:ilvl w:val="0"/>
           <w:numId w:val="4"/>
         </w:numPr>
-        <w:shd w:fill="ffffff" w:val="clear"/>
-        <w:spacing w:after="100" w:before="100" w:line="240" w:lineRule="auto"/>
-        <w:ind w:left="0" w:hanging="360"/>
-        <w:rPr>
-          <w:sz w:val="20"/>
-          <w:szCs w:val="20"/>
-        </w:rPr>
-      </w:pPr>
-      <w:r>
-        <w:rPr>
-          <w:sz w:val="20"/>
-          <w:szCs w:val="20"/>
-          <w:rtl w:val="0"/>
-        </w:rPr>
+        <w:shd w:val="clear" w:color="auto" w:fill="FFFFFF"/>
+        <w:spacing w:before="100" w:after="100" w:line="240" w:lineRule="auto"/>
+        <w:ind w:left="-187"/>
+        <w:rPr>
+          <w:sz w:val="20"/>
+          <w:szCs w:val="20"/>
+        </w:rPr>
+      </w:pPr>
+      <w:r>
+        <w:rPr>
+          <w:sz w:val="20"/>
+          <w:szCs w:val="20"/>
+        </w:rPr>
+        <w:lastRenderedPageBreak/>
         <w:t xml:space="preserve">Designed and implemented a reusable component library aligned with client UI/UX requirements </w:t>
       </w:r>
     </w:p>
@@ -706,21 +818,36 @@
           <w:ilvl w:val="0"/>
           <w:numId w:val="4"/>
         </w:numPr>
-        <w:shd w:fill="ffffff" w:val="clear"/>
-        <w:spacing w:after="100" w:before="100" w:line="240" w:lineRule="auto"/>
-        <w:ind w:left="-180" w:hanging="360"/>
-        <w:rPr>
-          <w:sz w:val="20"/>
-          <w:szCs w:val="20"/>
-        </w:rPr>
-      </w:pPr>
-      <w:r>
-        <w:rPr>
-          <w:sz w:val="20"/>
-          <w:szCs w:val="20"/>
-          <w:rtl w:val="0"/>
-        </w:rPr>
-        <w:t xml:space="preserve">Led student information system migrations, including PowerSchool transitions and Edgenuity integrations using Node.js/TypeScript and .NET</w:t>
+        <w:shd w:val="clear" w:color="auto" w:fill="FFFFFF"/>
+        <w:spacing w:before="100" w:after="100" w:line="240" w:lineRule="auto"/>
+        <w:ind w:left="-180"/>
+        <w:rPr>
+          <w:sz w:val="20"/>
+          <w:szCs w:val="20"/>
+        </w:rPr>
+      </w:pPr>
+      <w:r>
+        <w:rPr>
+          <w:sz w:val="20"/>
+          <w:szCs w:val="20"/>
+        </w:rPr>
+        <w:t xml:space="preserve">Led student information system migrations, including PowerSchool transitions and </w:t>
+      </w:r>
+      <w:proofErr w:type="spellStart"/>
+      <w:r>
+        <w:rPr>
+          <w:sz w:val="20"/>
+          <w:szCs w:val="20"/>
+        </w:rPr>
+        <w:t>Edgenuity</w:t>
+      </w:r>
+      <w:proofErr w:type="spellEnd"/>
+      <w:r>
+        <w:rPr>
+          <w:sz w:val="20"/>
+          <w:szCs w:val="20"/>
+        </w:rPr>
+        <w:t xml:space="preserve"> integrations using Node.js/TypeScript and .NET</w:t>
       </w:r>
     </w:p>
     <w:p>
@@ -729,21 +856,36 @@
           <w:ilvl w:val="0"/>
           <w:numId w:val="4"/>
         </w:numPr>
-        <w:shd w:fill="ffffff" w:val="clear"/>
-        <w:spacing w:after="100" w:before="100" w:line="240" w:lineRule="auto"/>
-        <w:ind w:left="-180" w:hanging="360"/>
-        <w:rPr>
-          <w:sz w:val="20"/>
-          <w:szCs w:val="20"/>
-        </w:rPr>
-      </w:pPr>
-      <w:r>
-        <w:rPr>
-          <w:sz w:val="20"/>
-          <w:szCs w:val="20"/>
-          <w:rtl w:val="0"/>
-        </w:rPr>
-        <w:t xml:space="preserve">Extended enterprise CMS capabilities (dotCMS) to improve content authoring and delivery workflows</w:t>
+        <w:shd w:val="clear" w:color="auto" w:fill="FFFFFF"/>
+        <w:spacing w:before="100" w:after="100" w:line="240" w:lineRule="auto"/>
+        <w:ind w:left="-180"/>
+        <w:rPr>
+          <w:sz w:val="20"/>
+          <w:szCs w:val="20"/>
+        </w:rPr>
+      </w:pPr>
+      <w:r>
+        <w:rPr>
+          <w:sz w:val="20"/>
+          <w:szCs w:val="20"/>
+        </w:rPr>
+        <w:t>Extended enterprise CMS capabilities (</w:t>
+      </w:r>
+      <w:proofErr w:type="spellStart"/>
+      <w:r>
+        <w:rPr>
+          <w:sz w:val="20"/>
+          <w:szCs w:val="20"/>
+        </w:rPr>
+        <w:t>dotCMS</w:t>
+      </w:r>
+      <w:proofErr w:type="spellEnd"/>
+      <w:r>
+        <w:rPr>
+          <w:sz w:val="20"/>
+          <w:szCs w:val="20"/>
+        </w:rPr>
+        <w:t>) to improve content authoring and delivery workflows</w:t>
       </w:r>
     </w:p>
     <w:p>
@@ -752,64 +894,59 @@
           <w:ilvl w:val="0"/>
           <w:numId w:val="4"/>
         </w:numPr>
-        <w:shd w:fill="ffffff" w:val="clear"/>
-        <w:spacing w:after="100" w:before="100" w:line="240" w:lineRule="auto"/>
-        <w:ind w:left="-180" w:hanging="360"/>
-        <w:rPr>
-          <w:sz w:val="20"/>
-          <w:szCs w:val="20"/>
-        </w:rPr>
-      </w:pPr>
-      <w:r>
-        <w:rPr>
-          <w:sz w:val="20"/>
-          <w:szCs w:val="20"/>
-          <w:rtl w:val="0"/>
+        <w:shd w:val="clear" w:color="auto" w:fill="FFFFFF"/>
+        <w:spacing w:before="100" w:after="100" w:line="240" w:lineRule="auto"/>
+        <w:ind w:left="-180"/>
+        <w:rPr>
+          <w:sz w:val="20"/>
+          <w:szCs w:val="20"/>
+        </w:rPr>
+      </w:pPr>
+      <w:r>
+        <w:rPr>
+          <w:sz w:val="20"/>
+          <w:szCs w:val="20"/>
         </w:rPr>
         <w:t xml:space="preserve">Contributed to enterprise data integration initiatives using Boomi and ETL pipelines for a global marketing data platform, implementing localization standards to support multi-language data </w:t>
       </w:r>
     </w:p>
     <w:p>
       <w:pPr>
-        <w:keepNext w:val="0"/>
-        <w:keepLines w:val="0"/>
-        <w:shd w:fill="ffffff" w:val="clear"/>
-        <w:spacing w:after="100" w:before="100" w:line="240" w:lineRule="auto"/>
+        <w:shd w:val="clear" w:color="auto" w:fill="FFFFFF"/>
+        <w:spacing w:before="100" w:after="100" w:line="240" w:lineRule="auto"/>
         <w:ind w:left="720" w:right="-720" w:hanging="1440"/>
         <w:rPr>
-          <w:b w:val="1"/>
-          <w:bCs w:val="1"/>
-          <w:sz w:val="20"/>
-          <w:szCs w:val="20"/>
-        </w:rPr>
-      </w:pPr>
-      <w:r>
-        <w:rPr>
-          <w:b w:val="1"/>
-          <w:bCs w:val="1"/>
-          <w:sz w:val="20"/>
-          <w:szCs w:val="20"/>
-          <w:rtl w:val="0"/>
-        </w:rPr>
-        <w:t xml:space="preserve">Freelance / Independent Full-Stack Developer</w:t>
-      </w:r>
-    </w:p>
-    <w:p>
-      <w:pPr>
-        <w:shd w:fill="ffffff" w:val="clear"/>
-        <w:spacing w:after="100" w:before="100" w:line="240" w:lineRule="auto"/>
-        <w:rPr>
-          <w:sz w:val="20"/>
-          <w:szCs w:val="20"/>
-        </w:rPr>
-      </w:pPr>
-      <w:r>
-        <w:rPr>
-          <w:i w:val="1"/>
-          <w:iCs w:val="1"/>
-          <w:sz w:val="20"/>
-          <w:szCs w:val="20"/>
-          <w:rtl w:val="0"/>
+          <w:b/>
+          <w:bCs/>
+          <w:sz w:val="20"/>
+          <w:szCs w:val="20"/>
+        </w:rPr>
+      </w:pPr>
+      <w:r>
+        <w:rPr>
+          <w:b/>
+          <w:bCs/>
+          <w:sz w:val="20"/>
+          <w:szCs w:val="20"/>
+        </w:rPr>
+        <w:t>Freelance / Independent Full-Stack Developer</w:t>
+      </w:r>
+    </w:p>
+    <w:p>
+      <w:pPr>
+        <w:shd w:val="clear" w:color="auto" w:fill="FFFFFF"/>
+        <w:spacing w:before="100" w:after="100" w:line="240" w:lineRule="auto"/>
+        <w:rPr>
+          <w:sz w:val="20"/>
+          <w:szCs w:val="20"/>
+        </w:rPr>
+      </w:pPr>
+      <w:r>
+        <w:rPr>
+          <w:i/>
+          <w:iCs/>
+          <w:sz w:val="20"/>
+          <w:szCs w:val="20"/>
         </w:rPr>
         <w:t xml:space="preserve">(Project: SaaS Platform) </w:t>
       </w:r>
@@ -817,9 +954,8 @@
         <w:rPr>
           <w:sz w:val="20"/>
           <w:szCs w:val="20"/>
-          <w:rtl w:val="0"/>
-        </w:rPr>
-        <w:t xml:space="preserve">2021 – 2023</w:t>
+        </w:rPr>
+        <w:t>2021 – 2023</w:t>
       </w:r>
     </w:p>
     <w:p>
@@ -828,21 +964,20 @@
           <w:ilvl w:val="0"/>
           <w:numId w:val="5"/>
         </w:numPr>
-        <w:shd w:fill="ffffff" w:val="clear"/>
-        <w:spacing w:after="100" w:before="100" w:line="240" w:lineRule="auto"/>
-        <w:ind w:left="-180" w:hanging="360"/>
-        <w:rPr>
-          <w:sz w:val="20"/>
-          <w:szCs w:val="20"/>
-        </w:rPr>
-      </w:pPr>
-      <w:r>
-        <w:rPr>
-          <w:sz w:val="20"/>
-          <w:szCs w:val="20"/>
-          <w:rtl w:val="0"/>
-        </w:rPr>
-        <w:t xml:space="preserve">Built a SaaS-style application from wireframes to a functional product using React and Redux</w:t>
+        <w:shd w:val="clear" w:color="auto" w:fill="FFFFFF"/>
+        <w:spacing w:before="100" w:after="100" w:line="240" w:lineRule="auto"/>
+        <w:ind w:left="-180"/>
+        <w:rPr>
+          <w:sz w:val="20"/>
+          <w:szCs w:val="20"/>
+        </w:rPr>
+      </w:pPr>
+      <w:r>
+        <w:rPr>
+          <w:sz w:val="20"/>
+          <w:szCs w:val="20"/>
+        </w:rPr>
+        <w:t>Built a SaaS-style application from wireframes to a functional product using React and Redux</w:t>
       </w:r>
     </w:p>
     <w:p>
@@ -851,21 +986,20 @@
           <w:ilvl w:val="0"/>
           <w:numId w:val="5"/>
         </w:numPr>
-        <w:shd w:fill="ffffff" w:val="clear"/>
-        <w:spacing w:after="100" w:before="100" w:line="240" w:lineRule="auto"/>
-        <w:ind w:left="-180" w:hanging="360"/>
-        <w:rPr>
-          <w:sz w:val="20"/>
-          <w:szCs w:val="20"/>
-        </w:rPr>
-      </w:pPr>
-      <w:r>
-        <w:rPr>
-          <w:sz w:val="20"/>
-          <w:szCs w:val="20"/>
-          <w:rtl w:val="0"/>
-        </w:rPr>
-        <w:t xml:space="preserve">Designed and implemented backend services using Firebase and Google Cloud Platform (GCP)</w:t>
+        <w:shd w:val="clear" w:color="auto" w:fill="FFFFFF"/>
+        <w:spacing w:before="100" w:after="100" w:line="240" w:lineRule="auto"/>
+        <w:ind w:left="-180"/>
+        <w:rPr>
+          <w:sz w:val="20"/>
+          <w:szCs w:val="20"/>
+        </w:rPr>
+      </w:pPr>
+      <w:r>
+        <w:rPr>
+          <w:sz w:val="20"/>
+          <w:szCs w:val="20"/>
+        </w:rPr>
+        <w:t>Designed and implemented backend services using Firebase and Google Cloud Platform (GCP)</w:t>
       </w:r>
     </w:p>
     <w:p>
@@ -874,21 +1008,20 @@
           <w:ilvl w:val="0"/>
           <w:numId w:val="5"/>
         </w:numPr>
-        <w:shd w:fill="ffffff" w:val="clear"/>
-        <w:spacing w:after="100" w:before="100" w:line="240" w:lineRule="auto"/>
-        <w:ind w:left="-180" w:hanging="360"/>
-        <w:rPr>
-          <w:sz w:val="20"/>
-          <w:szCs w:val="20"/>
-        </w:rPr>
-      </w:pPr>
-      <w:r>
-        <w:rPr>
-          <w:sz w:val="20"/>
-          <w:szCs w:val="20"/>
-          <w:rtl w:val="0"/>
-        </w:rPr>
-        <w:t xml:space="preserve">Developed scalable data models and real-time features leveraging Firebase services</w:t>
+        <w:shd w:val="clear" w:color="auto" w:fill="FFFFFF"/>
+        <w:spacing w:before="100" w:after="100" w:line="240" w:lineRule="auto"/>
+        <w:ind w:left="-180"/>
+        <w:rPr>
+          <w:sz w:val="20"/>
+          <w:szCs w:val="20"/>
+        </w:rPr>
+      </w:pPr>
+      <w:r>
+        <w:rPr>
+          <w:sz w:val="20"/>
+          <w:szCs w:val="20"/>
+        </w:rPr>
+        <w:t>Developed scalable data models and real-time features leveraging Firebase services</w:t>
       </w:r>
     </w:p>
     <w:p>
@@ -897,29 +1030,26 @@
           <w:ilvl w:val="0"/>
           <w:numId w:val="5"/>
         </w:numPr>
-        <w:shd w:fill="ffffff" w:val="clear"/>
-        <w:spacing w:after="100" w:before="100" w:line="240" w:lineRule="auto"/>
-        <w:ind w:left="-180" w:hanging="360"/>
-        <w:rPr>
-          <w:sz w:val="20"/>
-          <w:szCs w:val="20"/>
-        </w:rPr>
-      </w:pPr>
-      <w:r>
-        <w:rPr>
-          <w:sz w:val="20"/>
-          <w:szCs w:val="20"/>
-          <w:rtl w:val="0"/>
-        </w:rPr>
-        <w:t xml:space="preserve">Translated product requirements into technical architecture, owning the system end-to-end</w:t>
-      </w:r>
-    </w:p>
-    <w:p>
-      <w:pPr>
-        <w:keepNext w:val="0"/>
-        <w:keepLines w:val="0"/>
-        <w:shd w:fill="ffffff" w:val="clear"/>
-        <w:spacing w:after="100" w:before="100" w:line="240" w:lineRule="auto"/>
+        <w:shd w:val="clear" w:color="auto" w:fill="FFFFFF"/>
+        <w:spacing w:before="100" w:after="100" w:line="240" w:lineRule="auto"/>
+        <w:ind w:left="-180"/>
+        <w:rPr>
+          <w:sz w:val="20"/>
+          <w:szCs w:val="20"/>
+        </w:rPr>
+      </w:pPr>
+      <w:r>
+        <w:rPr>
+          <w:sz w:val="20"/>
+          <w:szCs w:val="20"/>
+        </w:rPr>
+        <w:t>Translated product requirements into technical architecture, owning the system end-to-end</w:t>
+      </w:r>
+    </w:p>
+    <w:p>
+      <w:pPr>
+        <w:shd w:val="clear" w:color="auto" w:fill="FFFFFF"/>
+        <w:spacing w:before="100" w:after="100" w:line="240" w:lineRule="auto"/>
         <w:ind w:left="720" w:right="-720" w:hanging="1440"/>
         <w:rPr>
           <w:sz w:val="20"/>
@@ -928,31 +1058,39 @@
       </w:pPr>
       <w:r>
         <w:rPr>
-          <w:b w:val="1"/>
-          <w:bCs w:val="1"/>
-          <w:sz w:val="20"/>
-          <w:szCs w:val="20"/>
-          <w:rtl w:val="0"/>
-        </w:rPr>
-        <w:t xml:space="preserve">Lambda School | Bloomtech Institute of Technology | </w:t>
-      </w:r>
-      <w:r>
-        <w:rPr>
-          <w:b w:val="1"/>
-          <w:bCs w:val="1"/>
-          <w:sz w:val="20"/>
-          <w:szCs w:val="20"/>
-          <w:rtl w:val="0"/>
-        </w:rPr>
-        <w:t xml:space="preserve">Team Lead </w:t>
-      </w:r>
-      <w:r>
-        <w:rPr>
-          <w:sz w:val="20"/>
-          <w:szCs w:val="20"/>
-          <w:rtl w:val="0"/>
-        </w:rPr>
-        <w:t xml:space="preserve">(2020 – 2021)</w:t>
+          <w:b/>
+          <w:bCs/>
+          <w:sz w:val="20"/>
+          <w:szCs w:val="20"/>
+        </w:rPr>
+        <w:t xml:space="preserve">Lambda School | </w:t>
+      </w:r>
+      <w:proofErr w:type="spellStart"/>
+      <w:r>
+        <w:rPr>
+          <w:b/>
+          <w:bCs/>
+          <w:sz w:val="20"/>
+          <w:szCs w:val="20"/>
+        </w:rPr>
+        <w:t>Bloomtech</w:t>
+      </w:r>
+      <w:proofErr w:type="spellEnd"/>
+      <w:r>
+        <w:rPr>
+          <w:b/>
+          <w:bCs/>
+          <w:sz w:val="20"/>
+          <w:szCs w:val="20"/>
+        </w:rPr>
+        <w:t xml:space="preserve"> Institute of Technology | Team Lead </w:t>
+      </w:r>
+      <w:r>
+        <w:rPr>
+          <w:sz w:val="20"/>
+          <w:szCs w:val="20"/>
+        </w:rPr>
+        <w:t>(2020 – 2021)</w:t>
       </w:r>
     </w:p>
     <w:p>
@@ -961,21 +1099,20 @@
           <w:ilvl w:val="0"/>
           <w:numId w:val="1"/>
         </w:numPr>
-        <w:shd w:fill="ffffff" w:val="clear"/>
-        <w:spacing w:after="100" w:before="100" w:line="240" w:lineRule="auto"/>
-        <w:ind w:left="-180" w:hanging="360"/>
-        <w:rPr>
-          <w:sz w:val="20"/>
-          <w:szCs w:val="20"/>
-        </w:rPr>
-      </w:pPr>
-      <w:r>
-        <w:rPr>
-          <w:sz w:val="20"/>
-          <w:szCs w:val="20"/>
-          <w:rtl w:val="0"/>
-        </w:rPr>
-        <w:t xml:space="preserve">Mentored ~10 students through weekly 1:1 sessions, code reviews, and daily standups</w:t>
+        <w:shd w:val="clear" w:color="auto" w:fill="FFFFFF"/>
+        <w:spacing w:before="100" w:after="100" w:line="240" w:lineRule="auto"/>
+        <w:ind w:left="-180"/>
+        <w:rPr>
+          <w:sz w:val="20"/>
+          <w:szCs w:val="20"/>
+        </w:rPr>
+      </w:pPr>
+      <w:r>
+        <w:rPr>
+          <w:sz w:val="20"/>
+          <w:szCs w:val="20"/>
+        </w:rPr>
+        <w:t>Mentored ~10 students through weekly 1:1 sessions, code reviews, and daily standups</w:t>
       </w:r>
     </w:p>
     <w:p>
@@ -984,27 +1121,26 @@
           <w:ilvl w:val="0"/>
           <w:numId w:val="1"/>
         </w:numPr>
-        <w:shd w:fill="ffffff" w:val="clear"/>
-        <w:spacing w:after="100" w:before="100" w:line="240" w:lineRule="auto"/>
-        <w:ind w:left="-180" w:hanging="360"/>
-        <w:rPr>
-          <w:sz w:val="20"/>
-          <w:szCs w:val="20"/>
-        </w:rPr>
-      </w:pPr>
-      <w:r>
-        <w:rPr>
-          <w:sz w:val="20"/>
-          <w:szCs w:val="20"/>
-          <w:rtl w:val="0"/>
-        </w:rPr>
-        <w:t xml:space="preserve">Improved student outcomes through structured feedback and technical guidance</w:t>
-      </w:r>
-    </w:p>
-    <w:p>
-      <w:pPr>
-        <w:shd w:fill="ffffff" w:val="clear"/>
-        <w:spacing w:after="100" w:before="100" w:line="240" w:lineRule="auto"/>
+        <w:shd w:val="clear" w:color="auto" w:fill="FFFFFF"/>
+        <w:spacing w:before="100" w:after="100" w:line="240" w:lineRule="auto"/>
+        <w:ind w:left="-180"/>
+        <w:rPr>
+          <w:sz w:val="20"/>
+          <w:szCs w:val="20"/>
+        </w:rPr>
+      </w:pPr>
+      <w:r>
+        <w:rPr>
+          <w:sz w:val="20"/>
+          <w:szCs w:val="20"/>
+        </w:rPr>
+        <w:t>Improved student outcomes through structured feedback and technical guidance</w:t>
+      </w:r>
+    </w:p>
+    <w:p>
+      <w:pPr>
+        <w:shd w:val="clear" w:color="auto" w:fill="FFFFFF"/>
+        <w:spacing w:before="100" w:after="100" w:line="240" w:lineRule="auto"/>
         <w:ind w:left="720" w:right="-720" w:hanging="1440"/>
         <w:rPr>
           <w:sz w:val="20"/>
@@ -1012,140 +1148,157 @@
         </w:rPr>
       </w:pPr>
       <w:r>
-        <w:pict>
-          <v:rect style="width:0.0pt;height:1.5pt" o:hr="t" o:hrstd="t" o:hralign="center" fillcolor="#A0A0A0" stroked="f"/>
+        <w:pict w14:anchorId="47F7E6A9">
+          <v:rect id="_x0000_i1026" style="width:0;height:1.5pt" o:hralign="center" o:hrstd="t" o:hr="t" fillcolor="#a0a0a0" stroked="f"/>
         </w:pict>
       </w:r>
-      <w:r>
-        <w:rPr>
-          <w:rtl w:val="0"/>
-        </w:rPr>
-      </w:r>
-    </w:p>
-    <w:p>
-      <w:pPr>
-        <w:shd w:fill="ffffff" w:val="clear"/>
-        <w:spacing w:after="100" w:before="100" w:line="240" w:lineRule="auto"/>
+    </w:p>
+    <w:p>
+      <w:pPr>
+        <w:shd w:val="clear" w:color="auto" w:fill="FFFFFF"/>
+        <w:spacing w:before="100" w:after="100" w:line="240" w:lineRule="auto"/>
         <w:ind w:left="720" w:right="-720" w:hanging="1440"/>
         <w:rPr>
-          <w:b w:val="1"/>
-          <w:bCs w:val="1"/>
-          <w:sz w:val="20"/>
-          <w:szCs w:val="20"/>
-        </w:rPr>
-      </w:pPr>
-      <w:r>
-        <w:rPr>
-          <w:b w:val="1"/>
-          <w:bCs w:val="1"/>
-          <w:sz w:val="20"/>
-          <w:szCs w:val="20"/>
-          <w:rtl w:val="0"/>
-        </w:rPr>
-        <w:t xml:space="preserve">EARLY CAREER</w:t>
-      </w:r>
-    </w:p>
-    <w:p>
-      <w:pPr>
-        <w:shd w:fill="ffffff" w:val="clear"/>
-        <w:spacing w:after="0" w:before="0" w:line="240" w:lineRule="auto"/>
-        <w:rPr>
-          <w:b w:val="1"/>
-          <w:bCs w:val="1"/>
-          <w:sz w:val="20"/>
-          <w:szCs w:val="20"/>
-        </w:rPr>
-      </w:pPr>
-      <w:r>
-        <w:rPr>
-          <w:b w:val="1"/>
-          <w:bCs w:val="1"/>
-          <w:sz w:val="20"/>
-          <w:szCs w:val="20"/>
-          <w:rtl w:val="0"/>
+          <w:b/>
+          <w:bCs/>
+          <w:sz w:val="20"/>
+          <w:szCs w:val="20"/>
+        </w:rPr>
+      </w:pPr>
+      <w:r>
+        <w:rPr>
+          <w:b/>
+          <w:bCs/>
+          <w:sz w:val="20"/>
+          <w:szCs w:val="20"/>
+        </w:rPr>
+        <w:t>EARLY CAREER</w:t>
+      </w:r>
+    </w:p>
+    <w:p>
+      <w:pPr>
+        <w:shd w:val="clear" w:color="auto" w:fill="FFFFFF"/>
+        <w:spacing w:line="240" w:lineRule="auto"/>
+        <w:rPr>
+          <w:b/>
+          <w:bCs/>
+          <w:sz w:val="20"/>
+          <w:szCs w:val="20"/>
+        </w:rPr>
+      </w:pPr>
+      <w:r>
+        <w:rPr>
+          <w:b/>
+          <w:bCs/>
+          <w:sz w:val="20"/>
+          <w:szCs w:val="20"/>
         </w:rPr>
         <w:t xml:space="preserve">Cable Technician — Spectra Broadband · </w:t>
       </w:r>
       <w:r>
         <w:rPr>
-          <w:b w:val="1"/>
-          <w:bCs w:val="1"/>
-          <w:i w:val="1"/>
-          <w:iCs w:val="1"/>
-          <w:sz w:val="20"/>
-          <w:szCs w:val="20"/>
-          <w:rtl w:val="0"/>
-        </w:rPr>
-        <w:t xml:space="preserve">2019 – 2020</w:t>
-        <w:br w:type="textWrapping"/>
-      </w:r>
-      <w:r>
-        <w:rPr>
-          <w:b w:val="1"/>
-          <w:bCs w:val="1"/>
-          <w:sz w:val="20"/>
-          <w:szCs w:val="20"/>
-          <w:rtl w:val="0"/>
-        </w:rPr>
-        <w:t xml:space="preserve">Customer Support — Xerox (Verizon) 2016</w:t>
-      </w:r>
-    </w:p>
-    <w:p>
-      <w:pPr>
-        <w:shd w:fill="ffffff" w:val="clear"/>
-        <w:spacing w:after="0" w:before="0" w:line="240" w:lineRule="auto"/>
-        <w:rPr>
-          <w:b w:val="1"/>
-          <w:bCs w:val="1"/>
-          <w:i w:val="1"/>
-          <w:iCs w:val="1"/>
-          <w:sz w:val="20"/>
-          <w:szCs w:val="20"/>
-        </w:rPr>
-      </w:pPr>
-      <w:r>
-        <w:rPr>
-          <w:b w:val="1"/>
-          <w:bCs w:val="1"/>
-          <w:sz w:val="20"/>
-          <w:szCs w:val="20"/>
-          <w:rtl w:val="0"/>
-        </w:rPr>
-        <w:t xml:space="preserve">Technical Support Specialist — Stream Global Services(HP Devices and Xbox) 2009-2011</w:t>
-      </w:r>
-      <w:r>
-        <w:rPr>
-          <w:b w:val="1"/>
-          <w:bCs w:val="1"/>
-          <w:i w:val="1"/>
-          <w:iCs w:val="1"/>
-          <w:sz w:val="20"/>
-          <w:szCs w:val="20"/>
-          <w:rtl w:val="0"/>
-        </w:rPr>
-        <w:br w:type="textWrapping"/>
-      </w:r>
-      <w:r>
-        <w:rPr>
-          <w:b w:val="1"/>
-          <w:bCs w:val="1"/>
-          <w:sz w:val="20"/>
-          <w:szCs w:val="20"/>
-          <w:rtl w:val="0"/>
+          <w:b/>
+          <w:bCs/>
+          <w:i/>
+          <w:iCs/>
+          <w:sz w:val="20"/>
+          <w:szCs w:val="20"/>
+        </w:rPr>
+        <w:t>2019 – 2020</w:t>
+      </w:r>
+      <w:r>
+        <w:rPr>
+          <w:b/>
+          <w:bCs/>
+          <w:i/>
+          <w:iCs/>
+          <w:sz w:val="20"/>
+          <w:szCs w:val="20"/>
+        </w:rPr>
+        <w:br/>
+      </w:r>
+      <w:r>
+        <w:rPr>
+          <w:b/>
+          <w:bCs/>
+          <w:sz w:val="20"/>
+          <w:szCs w:val="20"/>
+        </w:rPr>
+        <w:t>Customer Support — Xerox (Verizon) 2016</w:t>
+      </w:r>
+    </w:p>
+    <w:p>
+      <w:pPr>
+        <w:shd w:val="clear" w:color="auto" w:fill="FFFFFF"/>
+        <w:spacing w:line="240" w:lineRule="auto"/>
+        <w:rPr>
+          <w:b/>
+          <w:bCs/>
+          <w:i/>
+          <w:iCs/>
+          <w:sz w:val="20"/>
+          <w:szCs w:val="20"/>
+        </w:rPr>
+      </w:pPr>
+      <w:r>
+        <w:rPr>
+          <w:b/>
+          <w:bCs/>
+          <w:sz w:val="20"/>
+          <w:szCs w:val="20"/>
+        </w:rPr>
+        <w:t xml:space="preserve">Technical Support Specialist — Stream Global </w:t>
+      </w:r>
+      <w:proofErr w:type="gramStart"/>
+      <w:r>
+        <w:rPr>
+          <w:b/>
+          <w:bCs/>
+          <w:sz w:val="20"/>
+          <w:szCs w:val="20"/>
+        </w:rPr>
+        <w:t>Services(</w:t>
+      </w:r>
+      <w:proofErr w:type="gramEnd"/>
+      <w:r>
+        <w:rPr>
+          <w:b/>
+          <w:bCs/>
+          <w:sz w:val="20"/>
+          <w:szCs w:val="20"/>
+        </w:rPr>
+        <w:t>HP Devices and Xbox) 2009-2011</w:t>
+      </w:r>
+      <w:r>
+        <w:rPr>
+          <w:b/>
+          <w:bCs/>
+          <w:i/>
+          <w:iCs/>
+          <w:sz w:val="20"/>
+          <w:szCs w:val="20"/>
+        </w:rPr>
+        <w:br/>
+      </w:r>
+      <w:r>
+        <w:rPr>
+          <w:b/>
+          <w:bCs/>
+          <w:sz w:val="20"/>
+          <w:szCs w:val="20"/>
         </w:rPr>
         <w:t xml:space="preserve">Assistant Manager — Burger King · </w:t>
       </w:r>
       <w:r>
         <w:rPr>
-          <w:b w:val="1"/>
-          <w:bCs w:val="1"/>
-          <w:i w:val="1"/>
-          <w:iCs w:val="1"/>
-          <w:sz w:val="20"/>
-          <w:szCs w:val="20"/>
-          <w:rtl w:val="0"/>
-        </w:rPr>
-        <w:t xml:space="preserve">2005 – 2007</w:t>
+          <w:b/>
+          <w:bCs/>
+          <w:i/>
+          <w:iCs/>
+          <w:sz w:val="20"/>
+          <w:szCs w:val="20"/>
+        </w:rPr>
+        <w:t>2005 – 2007</w:t>
       </w:r>
     </w:p>
     <w:p>
@@ -1154,32 +1307,25 @@
           <w:ilvl w:val="0"/>
           <w:numId w:val="3"/>
         </w:numPr>
-        <w:shd w:fill="ffffff" w:val="clear"/>
-        <w:spacing w:after="240" w:before="240" w:line="240" w:lineRule="auto"/>
-        <w:ind w:left="720" w:hanging="360"/>
-        <w:rPr>
-          <w:sz w:val="20"/>
-          <w:szCs w:val="20"/>
-        </w:rPr>
-      </w:pPr>
-      <w:r>
-        <w:rPr>
-          <w:sz w:val="20"/>
-          <w:szCs w:val="20"/>
-          <w:rtl w:val="0"/>
-        </w:rPr>
-        <w:t xml:space="preserve">Awarded for operational excellence; Speed of service and improving operations across 4 stores.</w:t>
-      </w:r>
-      <w:r>
-        <w:rPr>
-          <w:rtl w:val="0"/>
-        </w:rPr>
-      </w:r>
-    </w:p>
-    <w:p>
-      <w:pPr>
-        <w:shd w:fill="ffffff" w:val="clear"/>
-        <w:spacing w:after="100" w:before="100" w:line="240" w:lineRule="auto"/>
+        <w:shd w:val="clear" w:color="auto" w:fill="FFFFFF"/>
+        <w:spacing w:before="240" w:after="240" w:line="240" w:lineRule="auto"/>
+        <w:rPr>
+          <w:sz w:val="20"/>
+          <w:szCs w:val="20"/>
+        </w:rPr>
+      </w:pPr>
+      <w:r>
+        <w:rPr>
+          <w:sz w:val="20"/>
+          <w:szCs w:val="20"/>
+        </w:rPr>
+        <w:t>Awarded for operational excellence; Speed of service and improving operations across 4 stores.</w:t>
+      </w:r>
+    </w:p>
+    <w:p>
+      <w:pPr>
+        <w:shd w:val="clear" w:color="auto" w:fill="FFFFFF"/>
+        <w:spacing w:before="100" w:after="100" w:line="240" w:lineRule="auto"/>
         <w:ind w:left="720" w:right="-720" w:hanging="1440"/>
         <w:rPr>
           <w:sz w:val="20"/>
@@ -1187,39 +1333,31 @@
         </w:rPr>
       </w:pPr>
       <w:r>
-        <w:pict>
-          <v:rect style="width:0.0pt;height:1.5pt" o:hr="t" o:hrstd="t" o:hralign="center" fillcolor="#A0A0A0" stroked="f"/>
+        <w:pict w14:anchorId="7D75D046">
+          <v:rect id="_x0000_i1027" style="width:0;height:1.5pt" o:hralign="center" o:hrstd="t" o:hr="t" fillcolor="#a0a0a0" stroked="f"/>
         </w:pict>
       </w:r>
-      <w:r>
-        <w:rPr>
-          <w:rtl w:val="0"/>
-        </w:rPr>
-      </w:r>
-    </w:p>
-    <w:p>
-      <w:pPr>
-        <w:keepNext w:val="0"/>
-        <w:keepLines w:val="0"/>
-        <w:shd w:fill="ffffff" w:val="clear"/>
-        <w:spacing w:after="100" w:before="100" w:line="240" w:lineRule="auto"/>
+    </w:p>
+    <w:p>
+      <w:pPr>
+        <w:shd w:val="clear" w:color="auto" w:fill="FFFFFF"/>
+        <w:spacing w:before="100" w:after="100" w:line="240" w:lineRule="auto"/>
         <w:ind w:left="720" w:right="-720" w:hanging="1440"/>
         <w:rPr>
-          <w:b w:val="1"/>
-          <w:bCs w:val="1"/>
-          <w:sz w:val="20"/>
-          <w:szCs w:val="20"/>
-        </w:rPr>
-      </w:pPr>
-      <w:r>
-        <w:rPr>
-          <w:b w:val="1"/>
-          <w:bCs w:val="1"/>
-          <w:sz w:val="20"/>
-          <w:szCs w:val="20"/>
-          <w:rtl w:val="0"/>
-        </w:rPr>
-        <w:t xml:space="preserve">CERTIFICATIONS</w:t>
+          <w:b/>
+          <w:bCs/>
+          <w:sz w:val="20"/>
+          <w:szCs w:val="20"/>
+        </w:rPr>
+      </w:pPr>
+      <w:r>
+        <w:rPr>
+          <w:b/>
+          <w:bCs/>
+          <w:sz w:val="20"/>
+          <w:szCs w:val="20"/>
+        </w:rPr>
+        <w:t>CERTIFICATIONS</w:t>
       </w:r>
     </w:p>
     <w:p>
@@ -1228,21 +1366,19 @@
           <w:ilvl w:val="0"/>
           <w:numId w:val="2"/>
         </w:numPr>
-        <w:shd w:fill="ffffff" w:val="clear"/>
-        <w:spacing w:after="100" w:before="100" w:line="240" w:lineRule="auto"/>
-        <w:ind w:left="720" w:hanging="360"/>
-        <w:rPr>
-          <w:sz w:val="20"/>
-          <w:szCs w:val="20"/>
-        </w:rPr>
-      </w:pPr>
-      <w:r>
-        <w:rPr>
-          <w:sz w:val="20"/>
-          <w:szCs w:val="20"/>
-          <w:rtl w:val="0"/>
-        </w:rPr>
-        <w:t xml:space="preserve">Boomi Associate MDH | Boomi Associate Developer | Boomi Professional Developer</w:t>
+        <w:shd w:val="clear" w:color="auto" w:fill="FFFFFF"/>
+        <w:spacing w:before="100" w:after="100" w:line="240" w:lineRule="auto"/>
+        <w:rPr>
+          <w:sz w:val="20"/>
+          <w:szCs w:val="20"/>
+        </w:rPr>
+      </w:pPr>
+      <w:r>
+        <w:rPr>
+          <w:sz w:val="20"/>
+          <w:szCs w:val="20"/>
+        </w:rPr>
+        <w:t>Boomi Associate MDH | Boomi Associate Developer | Boomi Professional Developer</w:t>
       </w:r>
     </w:p>
     <w:p>
@@ -1251,40 +1387,54 @@
           <w:ilvl w:val="0"/>
           <w:numId w:val="2"/>
         </w:numPr>
-        <w:shd w:fill="ffffff" w:val="clear"/>
-        <w:spacing w:after="100" w:before="100" w:line="240" w:lineRule="auto"/>
-        <w:ind w:left="720" w:hanging="360"/>
-        <w:rPr>
-          <w:sz w:val="20"/>
-          <w:szCs w:val="20"/>
-        </w:rPr>
-      </w:pPr>
-      <w:r>
-        <w:rPr>
-          <w:sz w:val="20"/>
-          <w:szCs w:val="20"/>
-          <w:rtl w:val="0"/>
-        </w:rPr>
-        <w:t xml:space="preserve">Full-Stack Web Development &amp; Technical Interviewing — Bloomtech Institute of Technology (Lambda School)</w:t>
-      </w:r>
-      <w:r>
-        <w:rPr>
-          <w:rtl w:val="0"/>
-        </w:rPr>
+        <w:shd w:val="clear" w:color="auto" w:fill="FFFFFF"/>
+        <w:spacing w:before="100" w:after="100" w:line="240" w:lineRule="auto"/>
+        <w:rPr>
+          <w:sz w:val="20"/>
+          <w:szCs w:val="20"/>
+        </w:rPr>
+      </w:pPr>
+      <w:r>
+        <w:rPr>
+          <w:sz w:val="20"/>
+          <w:szCs w:val="20"/>
+        </w:rPr>
+        <w:t xml:space="preserve">Full-Stack Web Development &amp; Technical Interviewing — </w:t>
+      </w:r>
+      <w:proofErr w:type="spellStart"/>
+      <w:r>
+        <w:rPr>
+          <w:sz w:val="20"/>
+          <w:szCs w:val="20"/>
+        </w:rPr>
+        <w:t>Bloomtech</w:t>
+      </w:r>
+      <w:proofErr w:type="spellEnd"/>
+      <w:r>
+        <w:rPr>
+          <w:sz w:val="20"/>
+          <w:szCs w:val="20"/>
+        </w:rPr>
+        <w:t xml:space="preserve"> Institute of Technology (Lambda School)</w:t>
       </w:r>
     </w:p>
     <w:sectPr>
       <w:type w:val="continuous"/>
-      <w:pgSz w:h="15840" w:w="12240" w:orient="portrait"/>
-      <w:pgMar w:bottom="1440" w:top="1440" w:left="1440" w:right="1440" w:header="0" w:footer="0"/>
+      <w:pgSz w:w="12240" w:h="15840"/>
+      <w:pgMar w:top="1440" w:right="1440" w:bottom="1440" w:left="1440" w:header="0" w:footer="0" w:gutter="0"/>
+      <w:cols w:space="720"/>
+      <w:docGrid w:linePitch="299"/>
     </w:sectPr>
   </w:body>
 </w:document>
 </file>
 
 <file path=word/numbering.xml><?xml version="1.0" encoding="utf-8"?>
-<w:numbering xmlns:mc="http://schemas.openxmlformats.org/markup-compatibility/2006" xmlns:o="urn:schemas-microsoft-com:office:office" xmlns:r="http://schemas.openxmlformats.org/officeDocument/2006/relationships" xmlns:m="http://schemas.openxmlformats.org/officeDocument/2006/math" xmlns:v="urn:schemas-microsoft-com:vml" xmlns:wp="http://schemas.openxmlformats.org/drawingml/2006/wordprocessingDrawing" xmlns:w10="urn:schemas-microsoft-com:office:word" xmlns:w="http://schemas.openxmlformats.org/wordprocessingml/2006/main" xmlns:wne="http://schemas.microsoft.com/office/word/2006/wordml" xmlns:sl="http://schemas.openxmlformats.org/schemaLibrary/2006/main" xmlns:a="http://schemas.openxmlformats.org/drawingml/2006/main" xmlns:pic="http://schemas.openxmlformats.org/drawingml/2006/picture" xmlns:c="http://schemas.openxmlformats.org/drawingml/2006/chart" xmlns:lc="http://schemas.openxmlformats.org/drawingml/2006/lockedCanvas" xmlns:dgm="http://schemas.openxmlformats.org/drawingml/2006/diagram" xmlns:wps="http://schemas.microsoft.com/office/word/2010/wordprocessingShape" xmlns:wpg="http://schemas.microsoft.com/office/word/2010/wordprocessingGroup" xmlns:w14="http://schemas.microsoft.com/office/word/2010/wordml" xmlns:w15="http://schemas.microsoft.com/office/word/2012/wordml" xmlns:w16="http://schemas.microsoft.com/office/word/2018/wordml" xmlns:w16cex="http://schemas.microsoft.com/office/word/2018/wordml/cex" xmlns:w16cid="http://schemas.microsoft.com/office/word/2016/wordml/cid" xmlns="http://schemas.microsoft.com/office/tasks/2019/documenttasks" xmlns:cr="http://schemas.microsoft.com/office/comments/2020/reactions">
-  <w:abstractNum w:abstractNumId="1">
+<w:numbering xmlns:wpc="http://schemas.microsoft.com/office/word/2010/wordprocessingCanvas" xmlns:cx="http://schemas.microsoft.com/office/drawing/2014/chartex" xmlns:cx1="http://schemas.microsoft.com/office/drawing/2015/9/8/chartex" xmlns:cx2="http://schemas.microsoft.com/office/drawing/2015/10/21/chartex" xmlns:cx3="http://schemas.microsoft.com/office/drawing/2016/5/9/chartex" xmlns:cx4="http://schemas.microsoft.com/office/drawing/2016/5/10/chartex" xmlns:cx5="http://schemas.microsoft.com/office/drawing/2016/5/11/chartex" xmlns:cx6="http://schemas.microsoft.com/office/drawing/2016/5/12/chartex" xmlns:cx7="http://schemas.microsoft.com/office/drawing/2016/5/13/chartex" xmlns:cx8="http://schemas.microsoft.com/office/drawing/2016/5/14/chartex" xmlns:mc="http://schemas.openxmlformats.org/markup-compatibility/2006" xmlns:aink="http://schemas.microsoft.com/office/drawing/2016/ink" xmlns:am3d="http://schemas.microsoft.com/office/drawing/2017/model3d" xmlns:o="urn:schemas-microsoft-com:office:office" xmlns:oel="http://schemas.microsoft.com/office/2019/extlst" xmlns:r="http://schemas.openxmlformats.org/officeDocument/2006/relationships" xmlns:m="http://schemas.openxmlformats.org/officeDocument/2006/math" xmlns:v="urn:schemas-microsoft-com:vml" xmlns:wp14="http://schemas.microsoft.com/office/word/2010/wordprocessingDrawing" xmlns:wp="http://schemas.openxmlformats.org/drawingml/2006/wordprocessingDrawing" xmlns:w10="urn:schemas-microsoft-com:office:word" xmlns:w="http://schemas.openxmlformats.org/wordprocessingml/2006/main" xmlns:w14="http://schemas.microsoft.com/office/word/2010/wordml" xmlns:w15="http://schemas.microsoft.com/office/word/2012/wordml" xmlns:w16cex="http://schemas.microsoft.com/office/word/2018/wordml/cex" xmlns:w16cid="http://schemas.microsoft.com/office/word/2016/wordml/cid" xmlns:w16="http://schemas.microsoft.com/office/word/2018/wordml" xmlns:w16du="http://schemas.microsoft.com/office/word/2023/wordml/word16du" xmlns:w16sdtdh="http://schemas.microsoft.com/office/word/2020/wordml/sdtdatahash" xmlns:w16sdtfl="http://schemas.microsoft.com/office/word/2024/wordml/sdtformatlock" xmlns:w16se="http://schemas.microsoft.com/office/word/2015/wordml/symex" xmlns:wpg="http://schemas.microsoft.com/office/word/2010/wordprocessingGroup" xmlns:wpi="http://schemas.microsoft.com/office/word/2010/wordprocessingInk" xmlns:wne="http://schemas.microsoft.com/office/word/2006/wordml" xmlns:wps="http://schemas.microsoft.com/office/word/2010/wordprocessingShape" mc:Ignorable="w14 w15 w16se w16cid w16 w16cex w16sdtdh w16sdtfl w16du wp14">
+  <w:abstractNum w:abstractNumId="0" w15:restartNumberingAfterBreak="0">
+    <w:nsid w:val="1C7C6F3D"/>
+    <w:multiLevelType w:val="multilevel"/>
+    <w:tmpl w:val="7958B728"/>
     <w:lvl w:ilvl="0">
       <w:start w:val="1"/>
       <w:numFmt w:val="bullet"/>
@@ -1394,7 +1544,10 @@
       </w:rPr>
     </w:lvl>
   </w:abstractNum>
-  <w:abstractNum w:abstractNumId="2">
+  <w:abstractNum w:abstractNumId="1" w15:restartNumberingAfterBreak="0">
+    <w:nsid w:val="45E40A5A"/>
+    <w:multiLevelType w:val="multilevel"/>
+    <w:tmpl w:val="8624B2E4"/>
     <w:lvl w:ilvl="0">
       <w:start w:val="1"/>
       <w:numFmt w:val="bullet"/>
@@ -1504,7 +1657,10 @@
       </w:rPr>
     </w:lvl>
   </w:abstractNum>
-  <w:abstractNum w:abstractNumId="3">
+  <w:abstractNum w:abstractNumId="2" w15:restartNumberingAfterBreak="0">
+    <w:nsid w:val="6AED5275"/>
+    <w:multiLevelType w:val="multilevel"/>
+    <w:tmpl w:val="AB8241BC"/>
     <w:lvl w:ilvl="0">
       <w:start w:val="1"/>
       <w:numFmt w:val="bullet"/>
@@ -1614,7 +1770,10 @@
       </w:rPr>
     </w:lvl>
   </w:abstractNum>
-  <w:abstractNum w:abstractNumId="4">
+  <w:abstractNum w:abstractNumId="3" w15:restartNumberingAfterBreak="0">
+    <w:nsid w:val="72B96519"/>
+    <w:multiLevelType w:val="multilevel"/>
+    <w:tmpl w:val="5B9267E8"/>
     <w:lvl w:ilvl="0">
       <w:start w:val="1"/>
       <w:numFmt w:val="bullet"/>
@@ -1724,7 +1883,10 @@
       </w:rPr>
     </w:lvl>
   </w:abstractNum>
-  <w:abstractNum w:abstractNumId="5">
+  <w:abstractNum w:abstractNumId="4" w15:restartNumberingAfterBreak="0">
+    <w:nsid w:val="73B95041"/>
+    <w:multiLevelType w:val="multilevel"/>
+    <w:tmpl w:val="4748187A"/>
     <w:lvl w:ilvl="0">
       <w:start w:val="1"/>
       <w:numFmt w:val="bullet"/>
@@ -1834,7 +1996,10 @@
       </w:rPr>
     </w:lvl>
   </w:abstractNum>
-  <w:abstractNum w:abstractNumId="6">
+  <w:abstractNum w:abstractNumId="5" w15:restartNumberingAfterBreak="0">
+    <w:nsid w:val="7798514D"/>
+    <w:multiLevelType w:val="multilevel"/>
+    <w:tmpl w:val="86BC8440"/>
     <w:lvl w:ilvl="0">
       <w:start w:val="1"/>
       <w:numFmt w:val="bullet"/>
@@ -1944,36 +2109,36 @@
       </w:rPr>
     </w:lvl>
   </w:abstractNum>
-  <w:num w:numId="1">
+  <w:num w:numId="1" w16cid:durableId="1077630492">
+    <w:abstractNumId w:val="2"/>
+  </w:num>
+  <w:num w:numId="2" w16cid:durableId="949052308">
+    <w:abstractNumId w:val="5"/>
+  </w:num>
+  <w:num w:numId="3" w16cid:durableId="76363161">
+    <w:abstractNumId w:val="4"/>
+  </w:num>
+  <w:num w:numId="4" w16cid:durableId="1136754519">
     <w:abstractNumId w:val="1"/>
   </w:num>
-  <w:num w:numId="2">
-    <w:abstractNumId w:val="2"/>
+  <w:num w:numId="5" w16cid:durableId="496960060">
+    <w:abstractNumId w:val="0"/>
   </w:num>
-  <w:num w:numId="3">
+  <w:num w:numId="6" w16cid:durableId="1428426673">
     <w:abstractNumId w:val="3"/>
-  </w:num>
-  <w:num w:numId="4">
-    <w:abstractNumId w:val="4"/>
-  </w:num>
-  <w:num w:numId="5">
-    <w:abstractNumId w:val="5"/>
-  </w:num>
-  <w:num w:numId="6">
-    <w:abstractNumId w:val="6"/>
   </w:num>
 </w:numbering>
 </file>
 
 <file path=word/styles.xml><?xml version="1.0" encoding="utf-8"?>
-<w:styles xmlns:mc="http://schemas.openxmlformats.org/markup-compatibility/2006" xmlns:o="urn:schemas-microsoft-com:office:office" xmlns:r="http://schemas.openxmlformats.org/officeDocument/2006/relationships" xmlns:m="http://schemas.openxmlformats.org/officeDocument/2006/math" xmlns:v="urn:schemas-microsoft-com:vml" xmlns:wp="http://schemas.openxmlformats.org/drawingml/2006/wordprocessingDrawing" xmlns:w10="urn:schemas-microsoft-com:office:word" xmlns:w="http://schemas.openxmlformats.org/wordprocessingml/2006/main" xmlns:wne="http://schemas.microsoft.com/office/word/2006/wordml" xmlns:sl="http://schemas.openxmlformats.org/schemaLibrary/2006/main" xmlns:a="http://schemas.openxmlformats.org/drawingml/2006/main" xmlns:pic="http://schemas.openxmlformats.org/drawingml/2006/picture" xmlns:c="http://schemas.openxmlformats.org/drawingml/2006/chart" xmlns:lc="http://schemas.openxmlformats.org/drawingml/2006/lockedCanvas" xmlns:dgm="http://schemas.openxmlformats.org/drawingml/2006/diagram" xmlns:wps="http://schemas.microsoft.com/office/word/2010/wordprocessingShape" xmlns:wpg="http://schemas.microsoft.com/office/word/2010/wordprocessingGroup" xmlns:w14="http://schemas.microsoft.com/office/word/2010/wordml" xmlns:w15="http://schemas.microsoft.com/office/word/2012/wordml" xmlns:w16="http://schemas.microsoft.com/office/word/2018/wordml" xmlns:w16cex="http://schemas.microsoft.com/office/word/2018/wordml/cex" xmlns:w16cid="http://schemas.microsoft.com/office/word/2016/wordml/cid" xmlns="http://schemas.microsoft.com/office/tasks/2019/documenttasks" xmlns:cr="http://schemas.microsoft.com/office/comments/2020/reactions">
+<w:styles xmlns:mc="http://schemas.openxmlformats.org/markup-compatibility/2006" xmlns:r="http://schemas.openxmlformats.org/officeDocument/2006/relationships" xmlns:w="http://schemas.openxmlformats.org/wordprocessingml/2006/main" xmlns:w14="http://schemas.microsoft.com/office/word/2010/wordml" xmlns:w15="http://schemas.microsoft.com/office/word/2012/wordml" xmlns:w16cex="http://schemas.microsoft.com/office/word/2018/wordml/cex" xmlns:w16cid="http://schemas.microsoft.com/office/word/2016/wordml/cid" xmlns:w16="http://schemas.microsoft.com/office/word/2018/wordml" xmlns:w16du="http://schemas.microsoft.com/office/word/2023/wordml/word16du" xmlns:w16sdtdh="http://schemas.microsoft.com/office/word/2020/wordml/sdtdatahash" xmlns:w16sdtfl="http://schemas.microsoft.com/office/word/2024/wordml/sdtformatlock" xmlns:w16se="http://schemas.microsoft.com/office/word/2015/wordml/symex" mc:Ignorable="w14 w15 w16se w16cid w16 w16cex w16sdtdh w16sdtfl w16du">
   <w:docDefaults>
     <w:rPrDefault>
       <w:rPr>
-        <w:rFonts w:ascii="Arial" w:cs="Arial" w:eastAsia="Arial" w:hAnsi="Arial"/>
+        <w:rFonts w:ascii="Arial" w:eastAsia="Arial" w:hAnsi="Arial" w:cs="Arial"/>
         <w:sz w:val="22"/>
         <w:szCs w:val="22"/>
-        <w:lang w:val="en"/>
+        <w:lang w:val="en" w:eastAsia="en-US" w:bidi="ar-SA"/>
       </w:rPr>
     </w:rPrDefault>
     <w:pPrDefault>
@@ -1982,29 +2147,399 @@
       </w:pPr>
     </w:pPrDefault>
   </w:docDefaults>
-  <w:style w:type="table" w:styleId="TableNormal" w:default="1">
-    <w:name w:val="TableNormal"/>
-    <w:tblPr>
-      <w:tblCellMar>
-        <w:top w:w="100.0" w:type="dxa"/>
-        <w:left w:w="100.0" w:type="dxa"/>
-        <w:bottom w:w="100.0" w:type="dxa"/>
-        <w:right w:w="100.0" w:type="dxa"/>
-      </w:tblCellMar>
-    </w:tblPr>
-  </w:style>
-  <w:style w:type="paragraph" w:styleId="Normal" w:default="1">
-    <w:name w:val="normal"/>
+  <w:latentStyles w:defLockedState="0" w:defUIPriority="99" w:defSemiHidden="0" w:defUnhideWhenUsed="0" w:defQFormat="0" w:count="376">
+    <w:lsdException w:name="Normal" w:uiPriority="0" w:qFormat="1"/>
+    <w:lsdException w:name="heading 1" w:uiPriority="9" w:qFormat="1"/>
+    <w:lsdException w:name="heading 2" w:semiHidden="1" w:uiPriority="9" w:unhideWhenUsed="1" w:qFormat="1"/>
+    <w:lsdException w:name="heading 3" w:semiHidden="1" w:uiPriority="9" w:unhideWhenUsed="1" w:qFormat="1"/>
+    <w:lsdException w:name="heading 4" w:semiHidden="1" w:uiPriority="9" w:unhideWhenUsed="1" w:qFormat="1"/>
+    <w:lsdException w:name="heading 5" w:semiHidden="1" w:uiPriority="9" w:unhideWhenUsed="1" w:qFormat="1"/>
+    <w:lsdException w:name="heading 6" w:semiHidden="1" w:uiPriority="9" w:unhideWhenUsed="1" w:qFormat="1"/>
+    <w:lsdException w:name="heading 7" w:semiHidden="1" w:uiPriority="9" w:unhideWhenUsed="1" w:qFormat="1"/>
+    <w:lsdException w:name="heading 8" w:semiHidden="1" w:uiPriority="9" w:unhideWhenUsed="1" w:qFormat="1"/>
+    <w:lsdException w:name="heading 9" w:semiHidden="1" w:uiPriority="9" w:unhideWhenUsed="1" w:qFormat="1"/>
+    <w:lsdException w:name="index 1" w:semiHidden="1" w:unhideWhenUsed="1"/>
+    <w:lsdException w:name="index 2" w:semiHidden="1" w:unhideWhenUsed="1"/>
+    <w:lsdException w:name="index 3" w:semiHidden="1" w:unhideWhenUsed="1"/>
+    <w:lsdException w:name="index 4" w:semiHidden="1" w:unhideWhenUsed="1"/>
+    <w:lsdException w:name="index 5" w:semiHidden="1" w:unhideWhenUsed="1"/>
+    <w:lsdException w:name="index 6" w:semiHidden="1" w:unhideWhenUsed="1"/>
+    <w:lsdException w:name="index 7" w:semiHidden="1" w:unhideWhenUsed="1"/>
+    <w:lsdException w:name="index 8" w:semiHidden="1" w:unhideWhenUsed="1"/>
+    <w:lsdException w:name="index 9" w:semiHidden="1" w:unhideWhenUsed="1"/>
+    <w:lsdException w:name="toc 1" w:semiHidden="1" w:uiPriority="39" w:unhideWhenUsed="1"/>
+    <w:lsdException w:name="toc 2" w:semiHidden="1" w:uiPriority="39" w:unhideWhenUsed="1"/>
+    <w:lsdException w:name="toc 3" w:semiHidden="1" w:uiPriority="39" w:unhideWhenUsed="1"/>
+    <w:lsdException w:name="toc 4" w:semiHidden="1" w:uiPriority="39" w:unhideWhenUsed="1"/>
+    <w:lsdException w:name="toc 5" w:semiHidden="1" w:uiPriority="39" w:unhideWhenUsed="1"/>
+    <w:lsdException w:name="toc 6" w:semiHidden="1" w:uiPriority="39" w:unhideWhenUsed="1"/>
+    <w:lsdException w:name="toc 7" w:semiHidden="1" w:uiPriority="39" w:unhideWhenUsed="1"/>
+    <w:lsdException w:name="toc 8" w:semiHidden="1" w:uiPriority="39" w:unhideWhenUsed="1"/>
+    <w:lsdException w:name="toc 9" w:semiHidden="1" w:uiPriority="39" w:unhideWhenUsed="1"/>
+    <w:lsdException w:name="Normal Indent" w:semiHidden="1" w:unhideWhenUsed="1"/>
+    <w:lsdException w:name="footnote text" w:semiHidden="1" w:unhideWhenUsed="1"/>
+    <w:lsdException w:name="annotation text" w:semiHidden="1" w:unhideWhenUsed="1"/>
+    <w:lsdException w:name="header" w:semiHidden="1" w:unhideWhenUsed="1"/>
+    <w:lsdException w:name="footer" w:semiHidden="1" w:unhideWhenUsed="1"/>
+    <w:lsdException w:name="index heading" w:semiHidden="1" w:unhideWhenUsed="1"/>
+    <w:lsdException w:name="caption" w:semiHidden="1" w:uiPriority="35" w:unhideWhenUsed="1" w:qFormat="1"/>
+    <w:lsdException w:name="table of figures" w:semiHidden="1" w:unhideWhenUsed="1"/>
+    <w:lsdException w:name="envelope address" w:semiHidden="1" w:unhideWhenUsed="1"/>
+    <w:lsdException w:name="envelope return" w:semiHidden="1" w:unhideWhenUsed="1"/>
+    <w:lsdException w:name="footnote reference" w:semiHidden="1" w:unhideWhenUsed="1"/>
+    <w:lsdException w:name="annotation reference" w:semiHidden="1" w:unhideWhenUsed="1"/>
+    <w:lsdException w:name="line number" w:semiHidden="1" w:unhideWhenUsed="1"/>
+    <w:lsdException w:name="page number" w:semiHidden="1" w:unhideWhenUsed="1"/>
+    <w:lsdException w:name="endnote reference" w:semiHidden="1" w:unhideWhenUsed="1"/>
+    <w:lsdException w:name="endnote text" w:semiHidden="1" w:unhideWhenUsed="1"/>
+    <w:lsdException w:name="table of authorities" w:semiHidden="1" w:unhideWhenUsed="1"/>
+    <w:lsdException w:name="macro" w:semiHidden="1" w:unhideWhenUsed="1"/>
+    <w:lsdException w:name="toa heading" w:semiHidden="1" w:unhideWhenUsed="1"/>
+    <w:lsdException w:name="List" w:semiHidden="1" w:unhideWhenUsed="1"/>
+    <w:lsdException w:name="List Bullet" w:semiHidden="1" w:unhideWhenUsed="1"/>
+    <w:lsdException w:name="List Number" w:semiHidden="1" w:unhideWhenUsed="1"/>
+    <w:lsdException w:name="List 2" w:semiHidden="1" w:unhideWhenUsed="1"/>
+    <w:lsdException w:name="List 3" w:semiHidden="1" w:unhideWhenUsed="1"/>
+    <w:lsdException w:name="List 4" w:semiHidden="1" w:unhideWhenUsed="1"/>
+    <w:lsdException w:name="List 5" w:semiHidden="1" w:unhideWhenUsed="1"/>
+    <w:lsdException w:name="List Bullet 2" w:semiHidden="1" w:unhideWhenUsed="1"/>
+    <w:lsdException w:name="List Bullet 3" w:semiHidden="1" w:unhideWhenUsed="1"/>
+    <w:lsdException w:name="List Bullet 4" w:semiHidden="1" w:unhideWhenUsed="1"/>
+    <w:lsdException w:name="List Bullet 5" w:semiHidden="1" w:unhideWhenUsed="1"/>
+    <w:lsdException w:name="List Number 2" w:semiHidden="1" w:unhideWhenUsed="1"/>
+    <w:lsdException w:name="List Number 3" w:semiHidden="1" w:unhideWhenUsed="1"/>
+    <w:lsdException w:name="List Number 4" w:semiHidden="1" w:unhideWhenUsed="1"/>
+    <w:lsdException w:name="List Number 5" w:semiHidden="1" w:unhideWhenUsed="1"/>
+    <w:lsdException w:name="Title" w:uiPriority="10" w:qFormat="1"/>
+    <w:lsdException w:name="Closing" w:semiHidden="1" w:unhideWhenUsed="1"/>
+    <w:lsdException w:name="Signature" w:semiHidden="1" w:unhideWhenUsed="1"/>
+    <w:lsdException w:name="Default Paragraph Font" w:semiHidden="1" w:uiPriority="1" w:unhideWhenUsed="1"/>
+    <w:lsdException w:name="Body Text" w:semiHidden="1" w:unhideWhenUsed="1"/>
+    <w:lsdException w:name="Body Text Indent" w:semiHidden="1" w:unhideWhenUsed="1"/>
+    <w:lsdException w:name="List Continue" w:semiHidden="1" w:unhideWhenUsed="1"/>
+    <w:lsdException w:name="List Continue 2" w:semiHidden="1" w:unhideWhenUsed="1"/>
+    <w:lsdException w:name="List Continue 3" w:semiHidden="1" w:unhideWhenUsed="1"/>
+    <w:lsdException w:name="List Continue 4" w:semiHidden="1" w:unhideWhenUsed="1"/>
+    <w:lsdException w:name="List Continue 5" w:semiHidden="1" w:unhideWhenUsed="1"/>
+    <w:lsdException w:name="Message Header" w:semiHidden="1" w:unhideWhenUsed="1"/>
+    <w:lsdException w:name="Subtitle" w:uiPriority="11" w:qFormat="1"/>
+    <w:lsdException w:name="Salutation" w:semiHidden="1" w:unhideWhenUsed="1"/>
+    <w:lsdException w:name="Date" w:semiHidden="1" w:unhideWhenUsed="1"/>
+    <w:lsdException w:name="Body Text First Indent" w:semiHidden="1" w:unhideWhenUsed="1"/>
+    <w:lsdException w:name="Body Text First Indent 2" w:semiHidden="1" w:unhideWhenUsed="1"/>
+    <w:lsdException w:name="Note Heading" w:semiHidden="1" w:unhideWhenUsed="1"/>
+    <w:lsdException w:name="Body Text 2" w:semiHidden="1" w:unhideWhenUsed="1"/>
+    <w:lsdException w:name="Body Text 3" w:semiHidden="1" w:unhideWhenUsed="1"/>
+    <w:lsdException w:name="Body Text Indent 2" w:semiHidden="1" w:unhideWhenUsed="1"/>
+    <w:lsdException w:name="Body Text Indent 3" w:semiHidden="1" w:unhideWhenUsed="1"/>
+    <w:lsdException w:name="Block Text" w:semiHidden="1" w:unhideWhenUsed="1"/>
+    <w:lsdException w:name="Hyperlink" w:semiHidden="1" w:unhideWhenUsed="1"/>
+    <w:lsdException w:name="FollowedHyperlink" w:semiHidden="1" w:unhideWhenUsed="1"/>
+    <w:lsdException w:name="Strong" w:uiPriority="22" w:qFormat="1"/>
+    <w:lsdException w:name="Emphasis" w:uiPriority="20" w:qFormat="1"/>
+    <w:lsdException w:name="Document Map" w:semiHidden="1" w:unhideWhenUsed="1"/>
+    <w:lsdException w:name="Plain Text" w:semiHidden="1" w:unhideWhenUsed="1"/>
+    <w:lsdException w:name="E-mail Signature" w:semiHidden="1" w:unhideWhenUsed="1"/>
+    <w:lsdException w:name="HTML Top of Form" w:semiHidden="1" w:unhideWhenUsed="1"/>
+    <w:lsdException w:name="HTML Bottom of Form" w:semiHidden="1" w:unhideWhenUsed="1"/>
+    <w:lsdException w:name="Normal (Web)" w:semiHidden="1" w:unhideWhenUsed="1"/>
+    <w:lsdException w:name="HTML Acronym" w:semiHidden="1" w:unhideWhenUsed="1"/>
+    <w:lsdException w:name="HTML Address" w:semiHidden="1" w:unhideWhenUsed="1"/>
+    <w:lsdException w:name="HTML Cite" w:semiHidden="1" w:unhideWhenUsed="1"/>
+    <w:lsdException w:name="HTML Code" w:semiHidden="1" w:unhideWhenUsed="1"/>
+    <w:lsdException w:name="HTML Definition" w:semiHidden="1" w:unhideWhenUsed="1"/>
+    <w:lsdException w:name="HTML Keyboard" w:semiHidden="1" w:unhideWhenUsed="1"/>
+    <w:lsdException w:name="HTML Preformatted" w:semiHidden="1" w:unhideWhenUsed="1"/>
+    <w:lsdException w:name="HTML Sample" w:semiHidden="1" w:unhideWhenUsed="1"/>
+    <w:lsdException w:name="HTML Typewriter" w:semiHidden="1" w:unhideWhenUsed="1"/>
+    <w:lsdException w:name="HTML Variable" w:semiHidden="1" w:unhideWhenUsed="1"/>
+    <w:lsdException w:name="Normal Table" w:semiHidden="1" w:unhideWhenUsed="1"/>
+    <w:lsdException w:name="annotation subject" w:semiHidden="1" w:unhideWhenUsed="1"/>
+    <w:lsdException w:name="No List" w:semiHidden="1" w:unhideWhenUsed="1"/>
+    <w:lsdException w:name="Outline List 1" w:semiHidden="1" w:unhideWhenUsed="1"/>
+    <w:lsdException w:name="Outline List 2" w:semiHidden="1" w:unhideWhenUsed="1"/>
+    <w:lsdException w:name="Outline List 3" w:semiHidden="1" w:unhideWhenUsed="1"/>
+    <w:lsdException w:name="Table Simple 1" w:semiHidden="1" w:unhideWhenUsed="1"/>
+    <w:lsdException w:name="Table Simple 2" w:semiHidden="1" w:unhideWhenUsed="1"/>
+    <w:lsdException w:name="Table Simple 3" w:semiHidden="1" w:unhideWhenUsed="1"/>
+    <w:lsdException w:name="Table Classic 1" w:semiHidden="1" w:unhideWhenUsed="1"/>
+    <w:lsdException w:name="Table Classic 2" w:semiHidden="1" w:unhideWhenUsed="1"/>
+    <w:lsdException w:name="Table Classic 3" w:semiHidden="1" w:unhideWhenUsed="1"/>
+    <w:lsdException w:name="Table Classic 4" w:semiHidden="1" w:unhideWhenUsed="1"/>
+    <w:lsdException w:name="Table Colorful 1" w:semiHidden="1" w:unhideWhenUsed="1"/>
+    <w:lsdException w:name="Table Colorful 2" w:semiHidden="1" w:unhideWhenUsed="1"/>
+    <w:lsdException w:name="Table Colorful 3" w:semiHidden="1" w:unhideWhenUsed="1"/>
+    <w:lsdException w:name="Table Columns 1" w:semiHidden="1" w:unhideWhenUsed="1"/>
+    <w:lsdException w:name="Table Columns 2" w:semiHidden="1" w:unhideWhenUsed="1"/>
+    <w:lsdException w:name="Table Columns 3" w:semiHidden="1" w:unhideWhenUsed="1"/>
+    <w:lsdException w:name="Table Columns 4" w:semiHidden="1" w:unhideWhenUsed="1"/>
+    <w:lsdException w:name="Table Columns 5" w:semiHidden="1" w:unhideWhenUsed="1"/>
+    <w:lsdException w:name="Table Grid 1" w:semiHidden="1" w:unhideWhenUsed="1"/>
+    <w:lsdException w:name="Table Grid 2" w:semiHidden="1" w:unhideWhenUsed="1"/>
+    <w:lsdException w:name="Table Grid 3" w:semiHidden="1" w:unhideWhenUsed="1"/>
+    <w:lsdException w:name="Table Grid 4" w:semiHidden="1" w:unhideWhenUsed="1"/>
+    <w:lsdException w:name="Table Grid 5" w:semiHidden="1" w:unhideWhenUsed="1"/>
+    <w:lsdException w:name="Table Grid 6" w:semiHidden="1" w:unhideWhenUsed="1"/>
+    <w:lsdException w:name="Table Grid 7" w:semiHidden="1" w:unhideWhenUsed="1"/>
+    <w:lsdException w:name="Table Grid 8" w:semiHidden="1" w:unhideWhenUsed="1"/>
+    <w:lsdException w:name="Table List 1" w:semiHidden="1" w:unhideWhenUsed="1"/>
+    <w:lsdException w:name="Table List 2" w:semiHidden="1" w:unhideWhenUsed="1"/>
+    <w:lsdException w:name="Table List 3" w:semiHidden="1" w:unhideWhenUsed="1"/>
+    <w:lsdException w:name="Table List 4" w:semiHidden="1" w:unhideWhenUsed="1"/>
+    <w:lsdException w:name="Table List 5" w:semiHidden="1" w:unhideWhenUsed="1"/>
+    <w:lsdException w:name="Table List 6" w:semiHidden="1" w:unhideWhenUsed="1"/>
+    <w:lsdException w:name="Table List 7" w:semiHidden="1" w:unhideWhenUsed="1"/>
+    <w:lsdException w:name="Table List 8" w:semiHidden="1" w:unhideWhenUsed="1"/>
+    <w:lsdException w:name="Table 3D effects 1" w:semiHidden="1" w:unhideWhenUsed="1"/>
+    <w:lsdException w:name="Table 3D effects 2" w:semiHidden="1" w:unhideWhenUsed="1"/>
+    <w:lsdException w:name="Table 3D effects 3" w:semiHidden="1" w:unhideWhenUsed="1"/>
+    <w:lsdException w:name="Table Contemporary" w:semiHidden="1" w:unhideWhenUsed="1"/>
+    <w:lsdException w:name="Table Elegant" w:semiHidden="1" w:unhideWhenUsed="1"/>
+    <w:lsdException w:name="Table Professional" w:semiHidden="1" w:unhideWhenUsed="1"/>
+    <w:lsdException w:name="Table Subtle 1" w:semiHidden="1" w:unhideWhenUsed="1"/>
+    <w:lsdException w:name="Table Subtle 2" w:semiHidden="1" w:unhideWhenUsed="1"/>
+    <w:lsdException w:name="Table Web 1" w:semiHidden="1" w:unhideWhenUsed="1"/>
+    <w:lsdException w:name="Table Web 2" w:semiHidden="1" w:unhideWhenUsed="1"/>
+    <w:lsdException w:name="Table Web 3" w:semiHidden="1" w:unhideWhenUsed="1"/>
+    <w:lsdException w:name="Balloon Text" w:semiHidden="1" w:unhideWhenUsed="1"/>
+    <w:lsdException w:name="Table Grid" w:uiPriority="39"/>
+    <w:lsdException w:name="Table Theme" w:semiHidden="1" w:unhideWhenUsed="1"/>
+    <w:lsdException w:name="Placeholder Text" w:semiHidden="1"/>
+    <w:lsdException w:name="No Spacing" w:uiPriority="1" w:qFormat="1"/>
+    <w:lsdException w:name="Light Shading" w:uiPriority="60"/>
+    <w:lsdException w:name="Light List" w:uiPriority="61"/>
+    <w:lsdException w:name="Light Grid" w:uiPriority="62"/>
+    <w:lsdException w:name="Medium Shading 1" w:uiPriority="63"/>
+    <w:lsdException w:name="Medium Shading 2" w:uiPriority="64"/>
+    <w:lsdException w:name="Medium List 1" w:uiPriority="65"/>
+    <w:lsdException w:name="Medium List 2" w:uiPriority="66"/>
+    <w:lsdException w:name="Medium Grid 1" w:uiPriority="67"/>
+    <w:lsdException w:name="Medium Grid 2" w:uiPriority="68"/>
+    <w:lsdException w:name="Medium Grid 3" w:uiPriority="69"/>
+    <w:lsdException w:name="Dark List" w:uiPriority="70"/>
+    <w:lsdException w:name="Colorful Shading" w:uiPriority="71"/>
+    <w:lsdException w:name="Colorful List" w:uiPriority="72"/>
+    <w:lsdException w:name="Colorful Grid" w:uiPriority="73"/>
+    <w:lsdException w:name="Light Shading Accent 1" w:uiPriority="60"/>
+    <w:lsdException w:name="Light List Accent 1" w:uiPriority="61"/>
+    <w:lsdException w:name="Light Grid Accent 1" w:uiPriority="62"/>
+    <w:lsdException w:name="Medium Shading 1 Accent 1" w:uiPriority="63"/>
+    <w:lsdException w:name="Medium Shading 2 Accent 1" w:uiPriority="64"/>
+    <w:lsdException w:name="Medium List 1 Accent 1" w:uiPriority="65"/>
+    <w:lsdException w:name="Revision" w:semiHidden="1"/>
+    <w:lsdException w:name="List Paragraph" w:uiPriority="34" w:qFormat="1"/>
+    <w:lsdException w:name="Quote" w:uiPriority="29" w:qFormat="1"/>
+    <w:lsdException w:name="Intense Quote" w:uiPriority="30" w:qFormat="1"/>
+    <w:lsdException w:name="Medium List 2 Accent 1" w:uiPriority="66"/>
+    <w:lsdException w:name="Medium Grid 1 Accent 1" w:uiPriority="67"/>
+    <w:lsdException w:name="Medium Grid 2 Accent 1" w:uiPriority="68"/>
+    <w:lsdException w:name="Medium Grid 3 Accent 1" w:uiPriority="69"/>
+    <w:lsdException w:name="Dark List Accent 1" w:uiPriority="70"/>
+    <w:lsdException w:name="Colorful Shading Accent 1" w:uiPriority="71"/>
+    <w:lsdException w:name="Colorful List Accent 1" w:uiPriority="72"/>
+    <w:lsdException w:name="Colorful Grid Accent 1" w:uiPriority="73"/>
+    <w:lsdException w:name="Light Shading Accent 2" w:uiPriority="60"/>
+    <w:lsdException w:name="Light List Accent 2" w:uiPriority="61"/>
+    <w:lsdException w:name="Light Grid Accent 2" w:uiPriority="62"/>
+    <w:lsdException w:name="Medium Shading 1 Accent 2" w:uiPriority="63"/>
+    <w:lsdException w:name="Medium Shading 2 Accent 2" w:uiPriority="64"/>
+    <w:lsdException w:name="Medium List 1 Accent 2" w:uiPriority="65"/>
+    <w:lsdException w:name="Medium List 2 Accent 2" w:uiPriority="66"/>
+    <w:lsdException w:name="Medium Grid 1 Accent 2" w:uiPriority="67"/>
+    <w:lsdException w:name="Medium Grid 2 Accent 2" w:uiPriority="68"/>
+    <w:lsdException w:name="Medium Grid 3 Accent 2" w:uiPriority="69"/>
+    <w:lsdException w:name="Dark List Accent 2" w:uiPriority="70"/>
+    <w:lsdException w:name="Colorful Shading Accent 2" w:uiPriority="71"/>
+    <w:lsdException w:name="Colorful List Accent 2" w:uiPriority="72"/>
+    <w:lsdException w:name="Colorful Grid Accent 2" w:uiPriority="73"/>
+    <w:lsdException w:name="Light Shading Accent 3" w:uiPriority="60"/>
+    <w:lsdException w:name="Light List Accent 3" w:uiPriority="61"/>
+    <w:lsdException w:name="Light Grid Accent 3" w:uiPriority="62"/>
+    <w:lsdException w:name="Medium Shading 1 Accent 3" w:uiPriority="63"/>
+    <w:lsdException w:name="Medium Shading 2 Accent 3" w:uiPriority="64"/>
+    <w:lsdException w:name="Medium List 1 Accent 3" w:uiPriority="65"/>
+    <w:lsdException w:name="Medium List 2 Accent 3" w:uiPriority="66"/>
+    <w:lsdException w:name="Medium Grid 1 Accent 3" w:uiPriority="67"/>
+    <w:lsdException w:name="Medium Grid 2 Accent 3" w:uiPriority="68"/>
+    <w:lsdException w:name="Medium Grid 3 Accent 3" w:uiPriority="69"/>
+    <w:lsdException w:name="Dark List Accent 3" w:uiPriority="70"/>
+    <w:lsdException w:name="Colorful Shading Accent 3" w:uiPriority="71"/>
+    <w:lsdException w:name="Colorful List Accent 3" w:uiPriority="72"/>
+    <w:lsdException w:name="Colorful Grid Accent 3" w:uiPriority="73"/>
+    <w:lsdException w:name="Light Shading Accent 4" w:uiPriority="60"/>
+    <w:lsdException w:name="Light List Accent 4" w:uiPriority="61"/>
+    <w:lsdException w:name="Light Grid Accent 4" w:uiPriority="62"/>
+    <w:lsdException w:name="Medium Shading 1 Accent 4" w:uiPriority="63"/>
+    <w:lsdException w:name="Medium Shading 2 Accent 4" w:uiPriority="64"/>
+    <w:lsdException w:name="Medium List 1 Accent 4" w:uiPriority="65"/>
+    <w:lsdException w:name="Medium List 2 Accent 4" w:uiPriority="66"/>
+    <w:lsdException w:name="Medium Grid 1 Accent 4" w:uiPriority="67"/>
+    <w:lsdException w:name="Medium Grid 2 Accent 4" w:uiPriority="68"/>
+    <w:lsdException w:name="Medium Grid 3 Accent 4" w:uiPriority="69"/>
+    <w:lsdException w:name="Dark List Accent 4" w:uiPriority="70"/>
+    <w:lsdException w:name="Colorful Shading Accent 4" w:uiPriority="71"/>
+    <w:lsdException w:name="Colorful List Accent 4" w:uiPriority="72"/>
+    <w:lsdException w:name="Colorful Grid Accent 4" w:uiPriority="73"/>
+    <w:lsdException w:name="Light Shading Accent 5" w:uiPriority="60"/>
+    <w:lsdException w:name="Light List Accent 5" w:uiPriority="61"/>
+    <w:lsdException w:name="Light Grid Accent 5" w:uiPriority="62"/>
+    <w:lsdException w:name="Medium Shading 1 Accent 5" w:uiPriority="63"/>
+    <w:lsdException w:name="Medium Shading 2 Accent 5" w:uiPriority="64"/>
+    <w:lsdException w:name="Medium List 1 Accent 5" w:uiPriority="65"/>
+    <w:lsdException w:name="Medium List 2 Accent 5" w:uiPriority="66"/>
+    <w:lsdException w:name="Medium Grid 1 Accent 5" w:uiPriority="67"/>
+    <w:lsdException w:name="Medium Grid 2 Accent 5" w:uiPriority="68"/>
+    <w:lsdException w:name="Medium Grid 3 Accent 5" w:uiPriority="69"/>
+    <w:lsdException w:name="Dark List Accent 5" w:uiPriority="70"/>
+    <w:lsdException w:name="Colorful Shading Accent 5" w:uiPriority="71"/>
+    <w:lsdException w:name="Colorful List Accent 5" w:uiPriority="72"/>
+    <w:lsdException w:name="Colorful Grid Accent 5" w:uiPriority="73"/>
+    <w:lsdException w:name="Light Shading Accent 6" w:uiPriority="60"/>
+    <w:lsdException w:name="Light List Accent 6" w:uiPriority="61"/>
+    <w:lsdException w:name="Light Grid Accent 6" w:uiPriority="62"/>
+    <w:lsdException w:name="Medium Shading 1 Accent 6" w:uiPriority="63"/>
+    <w:lsdException w:name="Medium Shading 2 Accent 6" w:uiPriority="64"/>
+    <w:lsdException w:name="Medium List 1 Accent 6" w:uiPriority="65"/>
+    <w:lsdException w:name="Medium List 2 Accent 6" w:uiPriority="66"/>
+    <w:lsdException w:name="Medium Grid 1 Accent 6" w:uiPriority="67"/>
+    <w:lsdException w:name="Medium Grid 2 Accent 6" w:uiPriority="68"/>
+    <w:lsdException w:name="Medium Grid 3 Accent 6" w:uiPriority="69"/>
+    <w:lsdException w:name="Dark List Accent 6" w:uiPriority="70"/>
+    <w:lsdException w:name="Colorful Shading Accent 6" w:uiPriority="71"/>
+    <w:lsdException w:name="Colorful List Accent 6" w:uiPriority="72"/>
+    <w:lsdException w:name="Colorful Grid Accent 6" w:uiPriority="73"/>
+    <w:lsdException w:name="Subtle Emphasis" w:uiPriority="19" w:qFormat="1"/>
+    <w:lsdException w:name="Intense Emphasis" w:uiPriority="21" w:qFormat="1"/>
+    <w:lsdException w:name="Subtle Reference" w:uiPriority="31" w:qFormat="1"/>
+    <w:lsdException w:name="Intense Reference" w:uiPriority="32" w:qFormat="1"/>
+    <w:lsdException w:name="Book Title" w:uiPriority="33" w:qFormat="1"/>
+    <w:lsdException w:name="Bibliography" w:semiHidden="1" w:uiPriority="37" w:unhideWhenUsed="1"/>
+    <w:lsdException w:name="TOC Heading" w:semiHidden="1" w:uiPriority="39" w:unhideWhenUsed="1" w:qFormat="1"/>
+    <w:lsdException w:name="Plain Table 1" w:uiPriority="41"/>
+    <w:lsdException w:name="Plain Table 2" w:uiPriority="42"/>
+    <w:lsdException w:name="Plain Table 3" w:uiPriority="43"/>
+    <w:lsdException w:name="Plain Table 4" w:uiPriority="44"/>
+    <w:lsdException w:name="Plain Table 5" w:uiPriority="45"/>
+    <w:lsdException w:name="Grid Table Light" w:uiPriority="40"/>
+    <w:lsdException w:name="Grid Table 1 Light" w:uiPriority="46"/>
+    <w:lsdException w:name="Grid Table 2" w:uiPriority="47"/>
+    <w:lsdException w:name="Grid Table 3" w:uiPriority="48"/>
+    <w:lsdException w:name="Grid Table 4" w:uiPriority="49"/>
+    <w:lsdException w:name="Grid Table 5 Dark" w:uiPriority="50"/>
+    <w:lsdException w:name="Grid Table 6 Colorful" w:uiPriority="51"/>
+    <w:lsdException w:name="Grid Table 7 Colorful" w:uiPriority="52"/>
+    <w:lsdException w:name="Grid Table 1 Light Accent 1" w:uiPriority="46"/>
+    <w:lsdException w:name="Grid Table 2 Accent 1" w:uiPriority="47"/>
+    <w:lsdException w:name="Grid Table 3 Accent 1" w:uiPriority="48"/>
+    <w:lsdException w:name="Grid Table 4 Accent 1" w:uiPriority="49"/>
+    <w:lsdException w:name="Grid Table 5 Dark Accent 1" w:uiPriority="50"/>
+    <w:lsdException w:name="Grid Table 6 Colorful Accent 1" w:uiPriority="51"/>
+    <w:lsdException w:name="Grid Table 7 Colorful Accent 1" w:uiPriority="52"/>
+    <w:lsdException w:name="Grid Table 1 Light Accent 2" w:uiPriority="46"/>
+    <w:lsdException w:name="Grid Table 2 Accent 2" w:uiPriority="47"/>
+    <w:lsdException w:name="Grid Table 3 Accent 2" w:uiPriority="48"/>
+    <w:lsdException w:name="Grid Table 4 Accent 2" w:uiPriority="49"/>
+    <w:lsdException w:name="Grid Table 5 Dark Accent 2" w:uiPriority="50"/>
+    <w:lsdException w:name="Grid Table 6 Colorful Accent 2" w:uiPriority="51"/>
+    <w:lsdException w:name="Grid Table 7 Colorful Accent 2" w:uiPriority="52"/>
+    <w:lsdException w:name="Grid Table 1 Light Accent 3" w:uiPriority="46"/>
+    <w:lsdException w:name="Grid Table 2 Accent 3" w:uiPriority="47"/>
+    <w:lsdException w:name="Grid Table 3 Accent 3" w:uiPriority="48"/>
+    <w:lsdException w:name="Grid Table 4 Accent 3" w:uiPriority="49"/>
+    <w:lsdException w:name="Grid Table 5 Dark Accent 3" w:uiPriority="50"/>
+    <w:lsdException w:name="Grid Table 6 Colorful Accent 3" w:uiPriority="51"/>
+    <w:lsdException w:name="Grid Table 7 Colorful Accent 3" w:uiPriority="52"/>
+    <w:lsdException w:name="Grid Table 1 Light Accent 4" w:uiPriority="46"/>
+    <w:lsdException w:name="Grid Table 2 Accent 4" w:uiPriority="47"/>
+    <w:lsdException w:name="Grid Table 3 Accent 4" w:uiPriority="48"/>
+    <w:lsdException w:name="Grid Table 4 Accent 4" w:uiPriority="49"/>
+    <w:lsdException w:name="Grid Table 5 Dark Accent 4" w:uiPriority="50"/>
+    <w:lsdException w:name="Grid Table 6 Colorful Accent 4" w:uiPriority="51"/>
+    <w:lsdException w:name="Grid Table 7 Colorful Accent 4" w:uiPriority="52"/>
+    <w:lsdException w:name="Grid Table 1 Light Accent 5" w:uiPriority="46"/>
+    <w:lsdException w:name="Grid Table 2 Accent 5" w:uiPriority="47"/>
+    <w:lsdException w:name="Grid Table 3 Accent 5" w:uiPriority="48"/>
+    <w:lsdException w:name="Grid Table 4 Accent 5" w:uiPriority="49"/>
+    <w:lsdException w:name="Grid Table 5 Dark Accent 5" w:uiPriority="50"/>
+    <w:lsdException w:name="Grid Table 6 Colorful Accent 5" w:uiPriority="51"/>
+    <w:lsdException w:name="Grid Table 7 Colorful Accent 5" w:uiPriority="52"/>
+    <w:lsdException w:name="Grid Table 1 Light Accent 6" w:uiPriority="46"/>
+    <w:lsdException w:name="Grid Table 2 Accent 6" w:uiPriority="47"/>
+    <w:lsdException w:name="Grid Table 3 Accent 6" w:uiPriority="48"/>
+    <w:lsdException w:name="Grid Table 4 Accent 6" w:uiPriority="49"/>
+    <w:lsdException w:name="Grid Table 5 Dark Accent 6" w:uiPriority="50"/>
+    <w:lsdException w:name="Grid Table 6 Colorful Accent 6" w:uiPriority="51"/>
+    <w:lsdException w:name="Grid Table 7 Colorful Accent 6" w:uiPriority="52"/>
+    <w:lsdException w:name="List Table 1 Light" w:uiPriority="46"/>
+    <w:lsdException w:name="List Table 2" w:uiPriority="47"/>
+    <w:lsdException w:name="List Table 3" w:uiPriority="48"/>
+    <w:lsdException w:name="List Table 4" w:uiPriority="49"/>
+    <w:lsdException w:name="List Table 5 Dark" w:uiPriority="50"/>
+    <w:lsdException w:name="List Table 6 Colorful" w:uiPriority="51"/>
+    <w:lsdException w:name="List Table 7 Colorful" w:uiPriority="52"/>
+    <w:lsdException w:name="List Table 1 Light Accent 1" w:uiPriority="46"/>
+    <w:lsdException w:name="List Table 2 Accent 1" w:uiPriority="47"/>
+    <w:lsdException w:name="List Table 3 Accent 1" w:uiPriority="48"/>
+    <w:lsdException w:name="List Table 4 Accent 1" w:uiPriority="49"/>
+    <w:lsdException w:name="List Table 5 Dark Accent 1" w:uiPriority="50"/>
+    <w:lsdException w:name="List Table 6 Colorful Accent 1" w:uiPriority="51"/>
+    <w:lsdException w:name="List Table 7 Colorful Accent 1" w:uiPriority="52"/>
+    <w:lsdException w:name="List Table 1 Light Accent 2" w:uiPriority="46"/>
+    <w:lsdException w:name="List Table 2 Accent 2" w:uiPriority="47"/>
+    <w:lsdException w:name="List Table 3 Accent 2" w:uiPriority="48"/>
+    <w:lsdException w:name="List Table 4 Accent 2" w:uiPriority="49"/>
+    <w:lsdException w:name="List Table 5 Dark Accent 2" w:uiPriority="50"/>
+    <w:lsdException w:name="List Table 6 Colorful Accent 2" w:uiPriority="51"/>
+    <w:lsdException w:name="List Table 7 Colorful Accent 2" w:uiPriority="52"/>
+    <w:lsdException w:name="List Table 1 Light Accent 3" w:uiPriority="46"/>
+    <w:lsdException w:name="List Table 2 Accent 3" w:uiPriority="47"/>
+    <w:lsdException w:name="List Table 3 Accent 3" w:uiPriority="48"/>
+    <w:lsdException w:name="List Table 4 Accent 3" w:uiPriority="49"/>
+    <w:lsdException w:name="List Table 5 Dark Accent 3" w:uiPriority="50"/>
+    <w:lsdException w:name="List Table 6 Colorful Accent 3" w:uiPriority="51"/>
+    <w:lsdException w:name="List Table 7 Colorful Accent 3" w:uiPriority="52"/>
+    <w:lsdException w:name="List Table 1 Light Accent 4" w:uiPriority="46"/>
+    <w:lsdException w:name="List Table 2 Accent 4" w:uiPriority="47"/>
+    <w:lsdException w:name="List Table 3 Accent 4" w:uiPriority="48"/>
+    <w:lsdException w:name="List Table 4 Accent 4" w:uiPriority="49"/>
+    <w:lsdException w:name="List Table 5 Dark Accent 4" w:uiPriority="50"/>
+    <w:lsdException w:name="List Table 6 Colorful Accent 4" w:uiPriority="51"/>
+    <w:lsdException w:name="List Table 7 Colorful Accent 4" w:uiPriority="52"/>
+    <w:lsdException w:name="List Table 1 Light Accent 5" w:uiPriority="46"/>
+    <w:lsdException w:name="List Table 2 Accent 5" w:uiPriority="47"/>
+    <w:lsdException w:name="List Table 3 Accent 5" w:uiPriority="48"/>
+    <w:lsdException w:name="List Table 4 Accent 5" w:uiPriority="49"/>
+    <w:lsdException w:name="List Table 5 Dark Accent 5" w:uiPriority="50"/>
+    <w:lsdException w:name="List Table 6 Colorful Accent 5" w:uiPriority="51"/>
+    <w:lsdException w:name="List Table 7 Colorful Accent 5" w:uiPriority="52"/>
+    <w:lsdException w:name="List Table 1 Light Accent 6" w:uiPriority="46"/>
+    <w:lsdException w:name="List Table 2 Accent 6" w:uiPriority="47"/>
+    <w:lsdException w:name="List Table 3 Accent 6" w:uiPriority="48"/>
+    <w:lsdException w:name="List Table 4 Accent 6" w:uiPriority="49"/>
+    <w:lsdException w:name="List Table 5 Dark Accent 6" w:uiPriority="50"/>
+    <w:lsdException w:name="List Table 6 Colorful Accent 6" w:uiPriority="51"/>
+    <w:lsdException w:name="List Table 7 Colorful Accent 6" w:uiPriority="52"/>
+    <w:lsdException w:name="Mention" w:semiHidden="1" w:unhideWhenUsed="1"/>
+    <w:lsdException w:name="Smart Hyperlink" w:semiHidden="1" w:unhideWhenUsed="1"/>
+    <w:lsdException w:name="Hashtag" w:semiHidden="1" w:unhideWhenUsed="1"/>
+    <w:lsdException w:name="Unresolved Mention" w:semiHidden="1" w:unhideWhenUsed="1"/>
+    <w:lsdException w:name="Smart Link" w:semiHidden="1" w:unhideWhenUsed="1"/>
+  </w:latentStyles>
+  <w:style w:type="paragraph" w:default="1" w:styleId="Normal">
+    <w:name w:val="Normal"/>
+    <w:qFormat/>
   </w:style>
   <w:style w:type="paragraph" w:styleId="Heading1">
     <w:name w:val="heading 1"/>
     <w:basedOn w:val="Normal"/>
     <w:next w:val="Normal"/>
+    <w:uiPriority w:val="9"/>
+    <w:qFormat/>
     <w:pPr>
-      <w:keepNext w:val="1"/>
-      <w:keepLines w:val="1"/>
-      <w:pageBreakBefore w:val="0"/>
-      <w:spacing w:after="120" w:before="400" w:lineRule="auto"/>
+      <w:keepNext/>
+      <w:keepLines/>
+      <w:spacing w:before="400" w:after="120"/>
+      <w:outlineLvl w:val="0"/>
     </w:pPr>
     <w:rPr>
       <w:sz w:val="40"/>
@@ -2015,15 +2550,17 @@
     <w:name w:val="heading 2"/>
     <w:basedOn w:val="Normal"/>
     <w:next w:val="Normal"/>
+    <w:uiPriority w:val="9"/>
+    <w:semiHidden/>
+    <w:unhideWhenUsed/>
+    <w:qFormat/>
     <w:pPr>
-      <w:keepNext w:val="1"/>
-      <w:keepLines w:val="1"/>
-      <w:pageBreakBefore w:val="0"/>
-      <w:spacing w:after="120" w:before="360" w:lineRule="auto"/>
+      <w:keepNext/>
+      <w:keepLines/>
+      <w:spacing w:before="360" w:after="120"/>
+      <w:outlineLvl w:val="1"/>
     </w:pPr>
     <w:rPr>
-      <w:b w:val="0"/>
-      <w:bCs w:val="0"/>
       <w:sz w:val="32"/>
       <w:szCs w:val="32"/>
     </w:rPr>
@@ -2032,15 +2569,17 @@
     <w:name w:val="heading 3"/>
     <w:basedOn w:val="Normal"/>
     <w:next w:val="Normal"/>
+    <w:uiPriority w:val="9"/>
+    <w:semiHidden/>
+    <w:unhideWhenUsed/>
+    <w:qFormat/>
     <w:pPr>
-      <w:keepNext w:val="1"/>
-      <w:keepLines w:val="1"/>
-      <w:pageBreakBefore w:val="0"/>
-      <w:spacing w:after="80" w:before="320" w:lineRule="auto"/>
+      <w:keepNext/>
+      <w:keepLines/>
+      <w:spacing w:before="320" w:after="80"/>
+      <w:outlineLvl w:val="2"/>
     </w:pPr>
     <w:rPr>
-      <w:b w:val="0"/>
-      <w:bCs w:val="0"/>
       <w:color w:val="434343"/>
       <w:sz w:val="28"/>
       <w:szCs w:val="28"/>
@@ -2050,11 +2589,15 @@
     <w:name w:val="heading 4"/>
     <w:basedOn w:val="Normal"/>
     <w:next w:val="Normal"/>
+    <w:uiPriority w:val="9"/>
+    <w:semiHidden/>
+    <w:unhideWhenUsed/>
+    <w:qFormat/>
     <w:pPr>
-      <w:keepNext w:val="1"/>
-      <w:keepLines w:val="1"/>
-      <w:pageBreakBefore w:val="0"/>
-      <w:spacing w:after="80" w:before="280" w:lineRule="auto"/>
+      <w:keepNext/>
+      <w:keepLines/>
+      <w:spacing w:before="280" w:after="80"/>
+      <w:outlineLvl w:val="3"/>
     </w:pPr>
     <w:rPr>
       <w:color w:val="666666"/>
@@ -2066,45 +2609,88 @@
     <w:name w:val="heading 5"/>
     <w:basedOn w:val="Normal"/>
     <w:next w:val="Normal"/>
+    <w:uiPriority w:val="9"/>
+    <w:semiHidden/>
+    <w:unhideWhenUsed/>
+    <w:qFormat/>
     <w:pPr>
-      <w:keepNext w:val="1"/>
-      <w:keepLines w:val="1"/>
-      <w:pageBreakBefore w:val="0"/>
-      <w:spacing w:after="80" w:before="240" w:lineRule="auto"/>
+      <w:keepNext/>
+      <w:keepLines/>
+      <w:spacing w:before="240" w:after="80"/>
+      <w:outlineLvl w:val="4"/>
     </w:pPr>
     <w:rPr>
       <w:color w:val="666666"/>
-      <w:sz w:val="22"/>
-      <w:szCs w:val="22"/>
     </w:rPr>
   </w:style>
   <w:style w:type="paragraph" w:styleId="Heading6">
     <w:name w:val="heading 6"/>
     <w:basedOn w:val="Normal"/>
     <w:next w:val="Normal"/>
+    <w:uiPriority w:val="9"/>
+    <w:semiHidden/>
+    <w:unhideWhenUsed/>
+    <w:qFormat/>
     <w:pPr>
-      <w:keepNext w:val="1"/>
-      <w:keepLines w:val="1"/>
-      <w:pageBreakBefore w:val="0"/>
-      <w:spacing w:after="80" w:before="240" w:lineRule="auto"/>
+      <w:keepNext/>
+      <w:keepLines/>
+      <w:spacing w:before="240" w:after="80"/>
+      <w:outlineLvl w:val="5"/>
     </w:pPr>
     <w:rPr>
-      <w:i w:val="1"/>
-      <w:iCs w:val="1"/>
+      <w:i/>
+      <w:iCs/>
       <w:color w:val="666666"/>
-      <w:sz w:val="22"/>
-      <w:szCs w:val="22"/>
     </w:rPr>
+  </w:style>
+  <w:style w:type="character" w:default="1" w:styleId="DefaultParagraphFont">
+    <w:name w:val="Default Paragraph Font"/>
+    <w:uiPriority w:val="1"/>
+    <w:semiHidden/>
+    <w:unhideWhenUsed/>
+  </w:style>
+  <w:style w:type="table" w:default="1" w:styleId="TableNormal">
+    <w:name w:val="Normal Table"/>
+    <w:uiPriority w:val="99"/>
+    <w:semiHidden/>
+    <w:unhideWhenUsed/>
+    <w:tblPr>
+      <w:tblInd w:w="0" w:type="dxa"/>
+      <w:tblCellMar>
+        <w:top w:w="0" w:type="dxa"/>
+        <w:left w:w="108" w:type="dxa"/>
+        <w:bottom w:w="0" w:type="dxa"/>
+        <w:right w:w="108" w:type="dxa"/>
+      </w:tblCellMar>
+    </w:tblPr>
+  </w:style>
+  <w:style w:type="numbering" w:default="1" w:styleId="NoList">
+    <w:name w:val="No List"/>
+    <w:uiPriority w:val="99"/>
+    <w:semiHidden/>
+    <w:unhideWhenUsed/>
+  </w:style>
+  <w:style w:type="table" w:customStyle="1" w:styleId="TableNormal0">
+    <w:name w:val="TableNormal"/>
+    <w:tblPr>
+      <w:tblCellMar>
+        <w:top w:w="100" w:type="dxa"/>
+        <w:left w:w="100" w:type="dxa"/>
+        <w:bottom w:w="100" w:type="dxa"/>
+        <w:right w:w="100" w:type="dxa"/>
+      </w:tblCellMar>
+    </w:tblPr>
   </w:style>
   <w:style w:type="paragraph" w:styleId="Title">
     <w:name w:val="Title"/>
     <w:basedOn w:val="Normal"/>
     <w:next w:val="Normal"/>
+    <w:uiPriority w:val="10"/>
+    <w:qFormat/>
     <w:pPr>
-      <w:keepNext w:val="1"/>
-      <w:keepLines w:val="1"/>
-      <w:pageBreakBefore w:val="0"/>
-      <w:spacing w:after="60" w:before="0" w:lineRule="auto"/>
+      <w:keepNext/>
+      <w:keepLines/>
+      <w:spacing w:after="60"/>
     </w:pPr>
     <w:rPr>
       <w:sz w:val="52"/>
@@ -2115,16 +2701,14 @@
     <w:name w:val="Subtitle"/>
     <w:basedOn w:val="Normal"/>
     <w:next w:val="Normal"/>
+    <w:uiPriority w:val="11"/>
+    <w:qFormat/>
     <w:pPr>
-      <w:keepNext w:val="1"/>
-      <w:keepLines w:val="1"/>
-      <w:pageBreakBefore w:val="0"/>
-      <w:spacing w:after="320" w:before="0" w:lineRule="auto"/>
+      <w:keepNext/>
+      <w:keepLines/>
+      <w:spacing w:after="320"/>
     </w:pPr>
     <w:rPr>
-      <w:rFonts w:ascii="Arial" w:cs="Arial" w:eastAsia="Arial" w:hAnsi="Arial"/>
-      <w:i w:val="0"/>
-      <w:iCs w:val="0"/>
       <w:color w:val="666666"/>
       <w:sz w:val="30"/>
       <w:szCs w:val="30"/>

--- a/resumes/Nick_Myers_Resume_Base.docx
+++ b/resumes/Nick_Myers_Resume_Base.docx
@@ -56,7 +56,7 @@
     <w:p>
       <w:pPr>
         <w:shd w:val="clear" w:color="auto" w:fill="FFFFFF"/>
-        <w:spacing w:before="100" w:after="100" w:line="240" w:lineRule="auto"/>
+        <w:spacing w:line="240" w:lineRule="auto"/>
         <w:ind w:right="-720" w:hanging="720"/>
         <w:jc w:val="right"/>
         <w:rPr>
@@ -65,16 +65,6 @@
           <w:szCs w:val="20"/>
           <w:u w:val="single"/>
         </w:rPr>
-        <w:sectPr>
-          <w:pgSz w:w="12240" w:h="15840"/>
-          <w:pgMar w:top="1440" w:right="1440" w:bottom="1440" w:left="1440" w:header="0" w:footer="0" w:gutter="0"/>
-          <w:pgNumType w:start="1"/>
-          <w:cols w:num="2" w:space="720" w:equalWidth="0">
-            <w:col w:w="4320" w:space="720"/>
-            <w:col w:w="4320" w:space="0"/>
-          </w:cols>
-          <w:docGrid w:linePitch="299"/>
-        </w:sectPr>
       </w:pPr>
       <w:r>
         <w:rPr>
@@ -102,7 +92,85 @@
           <w:u w:val="single"/>
         </w:rPr>
         <w:br/>
-        <w:t>nmyers@critable.com</w:t>
+      </w:r>
+      <w:hyperlink r:id="rId6" w:history="1">
+        <w:r>
+          <w:rPr>
+            <w:rStyle w:val="Hyperlink"/>
+            <w:sz w:val="20"/>
+            <w:szCs w:val="20"/>
+          </w:rPr>
+          <w:t>nmyers@critable.com</w:t>
+        </w:r>
+      </w:hyperlink>
+    </w:p>
+    <w:p>
+      <w:pPr>
+        <w:shd w:val="clear" w:color="auto" w:fill="FFFFFF"/>
+        <w:spacing w:line="240" w:lineRule="auto"/>
+        <w:ind w:right="-720" w:hanging="720"/>
+        <w:jc w:val="right"/>
+        <w:rPr>
+          <w:color w:val="1155CC"/>
+          <w:sz w:val="20"/>
+          <w:szCs w:val="20"/>
+          <w:u w:val="single"/>
+        </w:rPr>
+      </w:pPr>
+      <w:r>
+        <w:rPr>
+          <w:color w:val="1155CC"/>
+          <w:sz w:val="20"/>
+          <w:szCs w:val="20"/>
+          <w:u w:val="single"/>
+        </w:rPr>
+        <w:t>360-831-3070</w:t>
+      </w:r>
+    </w:p>
+    <w:p>
+      <w:pPr>
+        <w:shd w:val="clear" w:color="auto" w:fill="FFFFFF"/>
+        <w:spacing w:before="100" w:after="100" w:line="240" w:lineRule="auto"/>
+        <w:ind w:right="-720" w:hanging="720"/>
+        <w:jc w:val="right"/>
+        <w:rPr>
+          <w:color w:val="1155CC"/>
+          <w:sz w:val="20"/>
+          <w:szCs w:val="20"/>
+          <w:u w:val="single"/>
+        </w:rPr>
+      </w:pPr>
+    </w:p>
+    <w:p>
+      <w:pPr>
+        <w:shd w:val="clear" w:color="auto" w:fill="FFFFFF"/>
+        <w:spacing w:before="100" w:after="100" w:line="240" w:lineRule="auto"/>
+        <w:ind w:right="-720" w:hanging="720"/>
+        <w:rPr>
+          <w:color w:val="1155CC"/>
+          <w:sz w:val="20"/>
+          <w:szCs w:val="20"/>
+          <w:u w:val="single"/>
+        </w:rPr>
+        <w:sectPr>
+          <w:pgSz w:w="12240" w:h="15840"/>
+          <w:pgMar w:top="1440" w:right="1440" w:bottom="1440" w:left="1440" w:header="0" w:footer="0" w:gutter="0"/>
+          <w:pgNumType w:start="1"/>
+          <w:cols w:num="2" w:space="720" w:equalWidth="0">
+            <w:col w:w="4320" w:space="720"/>
+            <w:col w:w="4320" w:space="0"/>
+          </w:cols>
+          <w:docGrid w:linePitch="299"/>
+        </w:sectPr>
+      </w:pPr>
+      <w:r>
+        <w:rPr>
+          <w:color w:val="1155CC"/>
+          <w:sz w:val="20"/>
+          <w:szCs w:val="20"/>
+          <w:u w:val="single"/>
+        </w:rPr>
+        <w:t>360</w:t>
       </w:r>
     </w:p>
     <w:p>
@@ -770,6 +838,7 @@
           <w:sz w:val="20"/>
           <w:szCs w:val="20"/>
         </w:rPr>
+        <w:lastRenderedPageBreak/>
         <w:t xml:space="preserve">Improved reliability of e-commerce integrations by enhancing </w:t>
       </w:r>
       <w:proofErr w:type="spellStart"/>
@@ -808,7 +877,6 @@
           <w:sz w:val="20"/>
           <w:szCs w:val="20"/>
         </w:rPr>
-        <w:lastRenderedPageBreak/>
         <w:t xml:space="preserve">Designed and implemented a reusable component library aligned with client UI/UX requirements </w:t>
       </w:r>
     </w:p>
@@ -2714,6 +2782,29 @@
       <w:szCs w:val="30"/>
     </w:rPr>
   </w:style>
+  <w:style w:type="character" w:styleId="Hyperlink">
+    <w:name w:val="Hyperlink"/>
+    <w:basedOn w:val="DefaultParagraphFont"/>
+    <w:uiPriority w:val="99"/>
+    <w:unhideWhenUsed/>
+    <w:rsid w:val="00EA6A85"/>
+    <w:rPr>
+      <w:color w:val="0000FF" w:themeColor="hyperlink"/>
+      <w:u w:val="single"/>
+    </w:rPr>
+  </w:style>
+  <w:style w:type="character" w:styleId="UnresolvedMention">
+    <w:name w:val="Unresolved Mention"/>
+    <w:basedOn w:val="DefaultParagraphFont"/>
+    <w:uiPriority w:val="99"/>
+    <w:semiHidden/>
+    <w:unhideWhenUsed/>
+    <w:rsid w:val="00EA6A85"/>
+    <w:rPr>
+      <w:color w:val="605E5C"/>
+      <w:shd w:val="clear" w:color="auto" w:fill="E1DFDD"/>
+    </w:rPr>
+  </w:style>
 </w:styles>
 </file>
 
